--- a/kpm.docx
+++ b/kpm.docx
@@ -10,7 +10,7 @@
         <w:t xml:space="preserve">PETUNJUK TEKNIS KUESIONER KPM</w:t>
       </w:r>
     </w:p>
-    <w:bookmarkStart w:id="24" w:name="blok-i.-screening"/>
+    <w:bookmarkStart w:id="25" w:name="blok-i.-screening"/>
     <w:p>
       <w:pPr>
         <w:pStyle w:val="Heading2"/>
@@ -29,13 +29,13 @@
         <w:t xml:space="preserve">SCREENING</w:t>
       </w:r>
     </w:p>
-    <w:bookmarkStart w:id="23" w:name="section"/>
+    <w:bookmarkStart w:id="20" w:name="section"/>
     <w:p>
       <w:pPr>
         <w:pStyle w:val="Heading3"/>
       </w:pPr>
       <w:r>
-        <w:t xml:space="preserve">102-103</w:t>
+        <w:t xml:space="preserve">102</w:t>
       </w:r>
     </w:p>
     <w:p>
@@ -43,7 +43,85 @@
         <w:pStyle w:val="FirstParagraph"/>
       </w:pPr>
       <w:r>
-        <w:t xml:space="preserve">Hanya diisi dengan angka dua digit. Misal, jika menerima bansos 3 kali, tulis 03. Jika tidak menerima sama sekali, tulis 00.</w:t>
+        <w:t xml:space="preserve">Misal:</w:t>
+      </w:r>
+    </w:p>
+    <w:p>
+      <w:pPr>
+        <w:pStyle w:val="Compact"/>
+        <w:numPr>
+          <w:ilvl w:val="0"/>
+          <w:numId w:val="1001"/>
+        </w:numPr>
+      </w:pPr>
+      <w:r>
+        <w:t xml:space="preserve">Jika 3 kali, diisi [0][3]</w:t>
+      </w:r>
+    </w:p>
+    <w:p>
+      <w:pPr>
+        <w:pStyle w:val="Compact"/>
+        <w:numPr>
+          <w:ilvl w:val="0"/>
+          <w:numId w:val="1001"/>
+        </w:numPr>
+      </w:pPr>
+      <w:r>
+        <w:t xml:space="preserve">Jika 10 kali, diisi [1][0]</w:t>
+      </w:r>
+    </w:p>
+    <w:bookmarkEnd w:id="20"/>
+    <w:bookmarkStart w:id="24" w:name="section-1"/>
+    <w:p>
+      <w:pPr>
+        <w:pStyle w:val="Heading3"/>
+      </w:pPr>
+      <w:r>
+        <w:t xml:space="preserve">103</w:t>
+      </w:r>
+    </w:p>
+    <w:p>
+      <w:pPr>
+        <w:pStyle w:val="FirstParagraph"/>
+      </w:pPr>
+      <w:r>
+        <w:t xml:space="preserve">Misal:</w:t>
+      </w:r>
+    </w:p>
+    <w:p>
+      <w:pPr>
+        <w:pStyle w:val="Compact"/>
+        <w:numPr>
+          <w:ilvl w:val="0"/>
+          <w:numId w:val="1002"/>
+        </w:numPr>
+      </w:pPr>
+      <w:r>
+        <w:t xml:space="preserve">Jika 1 kali, diisi [1]</w:t>
+      </w:r>
+    </w:p>
+    <w:p>
+      <w:pPr>
+        <w:pStyle w:val="Compact"/>
+        <w:numPr>
+          <w:ilvl w:val="0"/>
+          <w:numId w:val="1002"/>
+        </w:numPr>
+      </w:pPr>
+      <w:r>
+        <w:t xml:space="preserve">Jika tidak pernah, diisi [0]</w:t>
+      </w:r>
+    </w:p>
+    <w:p>
+      <w:pPr>
+        <w:pStyle w:val="FirstParagraph"/>
+      </w:pPr>
+      <w:r>
+        <w:rPr>
+          <w:b/>
+          <w:bCs/>
+        </w:rPr>
+        <w:t xml:space="preserve">Definisi KKS</w:t>
       </w:r>
     </w:p>
     <w:p>
@@ -55,18 +133,18 @@
           <wp:inline>
             <wp:extent cx="952500" cy="692727"/>
             <wp:effectExtent b="0" l="0" r="0" t="0"/>
-            <wp:docPr descr="" title="" id="21" name="Picture"/>
+            <wp:docPr descr="" title="" id="22" name="Picture"/>
             <a:graphic>
               <a:graphicData uri="http://schemas.openxmlformats.org/drawingml/2006/picture">
                 <pic:pic>
                   <pic:nvPicPr>
-                    <pic:cNvPr descr="img/kks.png" id="22" name="Picture"/>
+                    <pic:cNvPr descr="img/kks.png" id="23" name="Picture"/>
                     <pic:cNvPicPr>
                       <a:picLocks noChangeArrowheads="1" noChangeAspect="1"/>
                     </pic:cNvPicPr>
                   </pic:nvPicPr>
                   <pic:blipFill>
-                    <a:blip r:embed="rId20"/>
+                    <a:blip r:embed="rId21"/>
                     <a:stretch>
                       <a:fillRect/>
                     </a:stretch>
@@ -105,12 +183,28 @@
         <w:t xml:space="preserve">KKS (Kartu Keluarga Sejahtera)</w:t>
       </w:r>
       <w:r>
-        <w:t xml:space="preserve">: Kartu yang merupakan rekening Basic Saving Account (BSA) dengan fungsi menyimpan dana bantuan PKH dan menabung, sekaligus merupakan kartu ATM/debit untuk bertransaksi tarik tunai di ATM atau via EDC di Agen Bank. Selain itu, kartu ini memiliki fitur uang elektronik berbasis server yang berfungsi untuk membeli bantuan pangan (Program Sembako) dan menampung penerimaan bansos/subsidi tunai lainnya.</w:t>
-      </w:r>
-    </w:p>
-    <w:bookmarkEnd w:id="23"/>
+        <w:t xml:space="preserve">: KKS adalah kartu yg digunakan untuk menarik dana bansos yang diterima KPM. Kartu ini merupakan rekening</w:t>
+      </w:r>
+      <w:r>
+        <w:t xml:space="preserve"> </w:t>
+      </w:r>
+      <w:r>
+        <w:rPr>
+          <w:i/>
+          <w:iCs/>
+        </w:rPr>
+        <w:t xml:space="preserve">Basic Saving Account</w:t>
+      </w:r>
+      <w:r>
+        <w:t xml:space="preserve"> </w:t>
+      </w:r>
+      <w:r>
+        <w:t xml:space="preserve">(BSA) dengan fungsi menyimpan dana bantuan PKH dan menabung, sekaligus merupakan kartu ATM/debit untuk bertransaksi tarik tunai di ATM atau via EDC di Agen Bank. Selain itu, kartu ini memiliki fitur uang elektronik berbasis server yang berfungsi untuk membeli bantuan pangan (Program Sembako) dan menampung penerimaan bansos/subsidi tunai lainnya.</w:t>
+      </w:r>
+    </w:p>
     <w:bookmarkEnd w:id="24"/>
-    <w:bookmarkStart w:id="39" w:name="blok-ii.-profil-responden"/>
+    <w:bookmarkEnd w:id="25"/>
+    <w:bookmarkStart w:id="42" w:name="blok-ii.-profil-responden"/>
     <w:p>
       <w:pPr>
         <w:pStyle w:val="Heading2"/>
@@ -119,13 +213,13 @@
         <w:t xml:space="preserve">BLOK II. PROFIL RESPONDEN</w:t>
       </w:r>
     </w:p>
-    <w:bookmarkStart w:id="33" w:name="dan-211"/>
+    <w:bookmarkStart w:id="34" w:name="section-2"/>
     <w:p>
       <w:pPr>
         <w:pStyle w:val="Heading3"/>
       </w:pPr>
       <w:r>
-        <w:t xml:space="preserve">201, 208, 209, 210, dan 211</w:t>
+        <w:t xml:space="preserve">201, 209, 210, 211, 212</w:t>
       </w:r>
     </w:p>
     <w:p>
@@ -140,7 +234,7 @@
       <w:pPr>
         <w:pStyle w:val="BodyText"/>
       </w:pPr>
-      <w:hyperlink r:id="rId25">
+      <w:hyperlink r:id="rId26">
         <w:r>
           <w:rPr>
             <w:rStyle w:val="Hyperlink"/>
@@ -163,7 +257,7 @@
       <w:pPr>
         <w:pStyle w:val="BodyText"/>
       </w:pPr>
-      <w:hyperlink r:id="rId26">
+      <w:hyperlink r:id="rId27">
         <w:r>
           <w:rPr>
             <w:rStyle w:val="Hyperlink"/>
@@ -191,18 +285,18 @@
           <wp:inline>
             <wp:extent cx="6400800" cy="3352800"/>
             <wp:effectExtent b="0" l="0" r="0" t="0"/>
-            <wp:docPr descr="" title="" id="28" name="Picture"/>
+            <wp:docPr descr="" title="" id="29" name="Picture"/>
             <a:graphic>
               <a:graphicData uri="http://schemas.openxmlformats.org/drawingml/2006/picture">
                 <pic:pic>
                   <pic:nvPicPr>
-                    <pic:cNvPr descr="img/t1.png" id="29" name="Picture"/>
+                    <pic:cNvPr descr="img/t1.png" id="30" name="Picture"/>
                     <pic:cNvPicPr>
                       <a:picLocks noChangeArrowheads="1" noChangeAspect="1"/>
                     </pic:cNvPicPr>
                   </pic:nvPicPr>
                   <pic:blipFill>
-                    <a:blip r:embed="rId27"/>
+                    <a:blip r:embed="rId28"/>
                     <a:stretch>
                       <a:fillRect/>
                     </a:stretch>
@@ -238,18 +332,18 @@
           <wp:inline>
             <wp:extent cx="6400800" cy="3216982"/>
             <wp:effectExtent b="0" l="0" r="0" t="0"/>
-            <wp:docPr descr="" title="" id="31" name="Picture"/>
+            <wp:docPr descr="" title="" id="32" name="Picture"/>
             <a:graphic>
               <a:graphicData uri="http://schemas.openxmlformats.org/drawingml/2006/picture">
                 <pic:pic>
                   <pic:nvPicPr>
-                    <pic:cNvPr descr="img/t2.png" id="32" name="Picture"/>
+                    <pic:cNvPr descr="img/t2.png" id="33" name="Picture"/>
                     <pic:cNvPicPr>
                       <a:picLocks noChangeArrowheads="1" noChangeAspect="1"/>
                     </pic:cNvPicPr>
                   </pic:nvPicPr>
                   <pic:blipFill>
-                    <a:blip r:embed="rId30"/>
+                    <a:blip r:embed="rId31"/>
                     <a:stretch>
                       <a:fillRect/>
                     </a:stretch>
@@ -276,8 +370,26 @@
         </w:drawing>
       </w:r>
     </w:p>
-    <w:bookmarkEnd w:id="33"/>
-    <w:bookmarkStart w:id="34" w:name="dan-215"/>
+    <w:bookmarkEnd w:id="34"/>
+    <w:bookmarkStart w:id="35" w:name="section-3"/>
+    <w:p>
+      <w:pPr>
+        <w:pStyle w:val="Heading3"/>
+      </w:pPr>
+      <w:r>
+        <w:t xml:space="preserve">205</w:t>
+      </w:r>
+    </w:p>
+    <w:p>
+      <w:pPr>
+        <w:pStyle w:val="FirstParagraph"/>
+      </w:pPr>
+      <w:r>
+        <w:t xml:space="preserve">Misal: 40 tahun, diisi [4][0]</w:t>
+      </w:r>
+    </w:p>
+    <w:bookmarkEnd w:id="35"/>
+    <w:bookmarkStart w:id="36" w:name="dan-215"/>
     <w:p>
       <w:pPr>
         <w:pStyle w:val="Heading3"/>
@@ -291,7 +403,7 @@
         <w:pStyle w:val="Compact"/>
         <w:numPr>
           <w:ilvl w:val="0"/>
-          <w:numId w:val="1001"/>
+          <w:numId w:val="1003"/>
         </w:numPr>
       </w:pPr>
       <w:r>
@@ -313,7 +425,7 @@
         <w:pStyle w:val="Compact"/>
         <w:numPr>
           <w:ilvl w:val="0"/>
-          <w:numId w:val="1001"/>
+          <w:numId w:val="1003"/>
         </w:numPr>
       </w:pPr>
       <w:r>
@@ -330,8 +442,8 @@
         <w:t xml:space="preserve">Identitas kependudukan dalam bentuk digital yang diakses melalui aplikasi di perangkat elektronik (misal: smartphone). Tidak berbentuk fisik, tetapi memiliki kekuatan hukum yang sama dengan e-KTP.</w:t>
       </w:r>
     </w:p>
-    <w:bookmarkEnd w:id="34"/>
-    <w:bookmarkStart w:id="35" w:name="section-1"/>
+    <w:bookmarkEnd w:id="36"/>
+    <w:bookmarkStart w:id="37" w:name="section-4"/>
     <w:p>
       <w:pPr>
         <w:pStyle w:val="Heading3"/>
@@ -356,7 +468,7 @@
       <w:pPr>
         <w:numPr>
           <w:ilvl w:val="0"/>
-          <w:numId w:val="1002"/>
+          <w:numId w:val="1004"/>
         </w:numPr>
       </w:pPr>
       <w:r>
@@ -377,7 +489,7 @@
       <w:pPr>
         <w:numPr>
           <w:ilvl w:val="0"/>
-          <w:numId w:val="1002"/>
+          <w:numId w:val="1004"/>
         </w:numPr>
       </w:pPr>
       <w:r>
@@ -398,7 +510,7 @@
       <w:pPr>
         <w:numPr>
           <w:ilvl w:val="0"/>
-          <w:numId w:val="1002"/>
+          <w:numId w:val="1004"/>
         </w:numPr>
       </w:pPr>
       <w:r>
@@ -415,14 +527,102 @@
         <w:t xml:space="preserve">Seseorang yang menjalankan usaha atau pekerjaan atas inisiatif sendiri, menanggung risiko usaha, dan tidak bergantung pada pemberi kerja (misal: pemilik warung, petani yang mengelola lahan sendiri, pengrajin mandiri).</w:t>
       </w:r>
     </w:p>
-    <w:bookmarkEnd w:id="35"/>
-    <w:bookmarkStart w:id="36" w:name="daftar-istilah-untuk-219-222"/>
+    <w:bookmarkEnd w:id="37"/>
+    <w:bookmarkStart w:id="38" w:name="section-5"/>
     <w:p>
       <w:pPr>
         <w:pStyle w:val="Heading3"/>
       </w:pPr>
       <w:r>
-        <w:t xml:space="preserve">Daftar Istilah untuk 219-222</w:t>
+        <w:t xml:space="preserve">219-222</w:t>
+      </w:r>
+    </w:p>
+    <w:p>
+      <w:pPr>
+        <w:pStyle w:val="FirstParagraph"/>
+      </w:pPr>
+      <w:r>
+        <w:t xml:space="preserve">Pertanyaan 219-222 ditanyakan secara horizontal/berurutan untuk setiap jenis program bansos.</w:t>
+      </w:r>
+    </w:p>
+    <w:p>
+      <w:pPr>
+        <w:pStyle w:val="BodyText"/>
+      </w:pPr>
+      <w:r>
+        <w:t xml:space="preserve">Misal:</w:t>
+      </w:r>
+    </w:p>
+    <w:p>
+      <w:pPr>
+        <w:pStyle w:val="Compact"/>
+        <w:numPr>
+          <w:ilvl w:val="0"/>
+          <w:numId w:val="1005"/>
+        </w:numPr>
+      </w:pPr>
+      <w:r>
+        <w:t xml:space="preserve">Pertanyaan 219 ditanyakan untuk Program Keluarga Harapan (PKH), jika KPM menjawab</w:t>
+      </w:r>
+      <w:r>
+        <w:t xml:space="preserve"> </w:t>
+      </w:r>
+      <w:r>
+        <w:t xml:space="preserve">“Ya, masih berlanjut”</w:t>
+      </w:r>
+      <w:r>
+        <w:t xml:space="preserve"> </w:t>
+      </w:r>
+      <w:r>
+        <w:t xml:space="preserve">(Pilihan 1) atau</w:t>
+      </w:r>
+      <w:r>
+        <w:t xml:space="preserve"> </w:t>
+      </w:r>
+      <w:r>
+        <w:t xml:space="preserve">“Ya, pernah, namun sudah tidak lagi”</w:t>
+      </w:r>
+      <w:r>
+        <w:t xml:space="preserve"> </w:t>
+      </w:r>
+      <w:r>
+        <w:t xml:space="preserve">(Pilihan 2), maka dilanjutkan ke pertanyaan 220-222. Kemudian dilanjutkan ke Program Sembako (PS), dan seterusnya untuk program-program lainnya(baris selanjutnya).</w:t>
+      </w:r>
+    </w:p>
+    <w:p>
+      <w:pPr>
+        <w:pStyle w:val="Compact"/>
+        <w:numPr>
+          <w:ilvl w:val="0"/>
+          <w:numId w:val="1005"/>
+        </w:numPr>
+      </w:pPr>
+      <w:r>
+        <w:t xml:space="preserve">Jika KPM menjawab</w:t>
+      </w:r>
+      <w:r>
+        <w:t xml:space="preserve"> </w:t>
+      </w:r>
+      <w:r>
+        <w:t xml:space="preserve">“Tidak pernah sama sekali”</w:t>
+      </w:r>
+      <w:r>
+        <w:t xml:space="preserve"> </w:t>
+      </w:r>
+      <w:r>
+        <w:t xml:space="preserve">(Pilihan 3) pada pertanyaan 219, maka pertanyaan 220-222 dibiarkan kosong. Kemudian dilanjutkan ke program-program lainnya (baris selanjutnya).</w:t>
+      </w:r>
+    </w:p>
+    <w:p>
+      <w:pPr>
+        <w:pStyle w:val="FirstParagraph"/>
+      </w:pPr>
+      <w:r>
+        <w:rPr>
+          <w:b/>
+          <w:bCs/>
+        </w:rPr>
+        <w:t xml:space="preserve">Daftar Istilah</w:t>
       </w:r>
     </w:p>
     <w:tbl>
@@ -664,8 +864,8 @@
         </w:tc>
       </w:tr>
     </w:tbl>
-    <w:bookmarkEnd w:id="36"/>
-    <w:bookmarkStart w:id="37" w:name="section-2"/>
+    <w:bookmarkEnd w:id="38"/>
+    <w:bookmarkStart w:id="39" w:name="section-6"/>
     <w:p>
       <w:pPr>
         <w:pStyle w:val="Heading3"/>
@@ -679,7 +879,17 @@
         <w:pStyle w:val="FirstParagraph"/>
       </w:pPr>
       <w:r>
-        <w:t xml:space="preserve">Salah satu dari Program Keluarga Harapan (PKH) atau Program Sembako (PS) harus diisi dengan</w:t>
+        <w:rPr>
+          <w:b/>
+          <w:bCs/>
+        </w:rPr>
+        <w:t xml:space="preserve">Catatan untuk enumerator:</w:t>
+      </w:r>
+      <w:r>
+        <w:t xml:space="preserve"> </w:t>
+      </w:r>
+      <w:r>
+        <w:t xml:space="preserve">Pastikan minimal salah satu dari Program Keluarga Harapan (PKH) atau Program Sembako (PS) telah terisi dengan</w:t>
       </w:r>
       <w:r>
         <w:t xml:space="preserve"> </w:t>
@@ -695,8 +905,8 @@
         <w:t xml:space="preserve">.</w:t>
       </w:r>
     </w:p>
-    <w:bookmarkEnd w:id="37"/>
-    <w:bookmarkStart w:id="38" w:name="section-3"/>
+    <w:bookmarkEnd w:id="39"/>
+    <w:bookmarkStart w:id="40" w:name="section-7"/>
     <w:p>
       <w:pPr>
         <w:pStyle w:val="Heading3"/>
@@ -722,9 +932,27 @@
         <w:t xml:space="preserve">, konfirmasi kembali melalui RT/RW/Desa (Pilihan 1), melalui petugas pendamping PKH (Pilihan 2) atau melalui petugas Dinas Sosial (Kecamatan) (Pilihan 3).</w:t>
       </w:r>
     </w:p>
-    <w:bookmarkEnd w:id="38"/>
-    <w:bookmarkEnd w:id="39"/>
-    <w:bookmarkStart w:id="44" w:name="blok-iii.-kondisi-ekonomi"/>
+    <w:bookmarkEnd w:id="40"/>
+    <w:bookmarkStart w:id="41" w:name="section-8"/>
+    <w:p>
+      <w:pPr>
+        <w:pStyle w:val="Heading3"/>
+      </w:pPr>
+      <w:r>
+        <w:t xml:space="preserve">224-225</w:t>
+      </w:r>
+    </w:p>
+    <w:p>
+      <w:pPr>
+        <w:pStyle w:val="FirstParagraph"/>
+      </w:pPr>
+      <w:r>
+        <w:t xml:space="preserve">Pertanyaan 224-225 hanya ditanyakan kepada KPM program PKH.</w:t>
+      </w:r>
+    </w:p>
+    <w:bookmarkEnd w:id="41"/>
+    <w:bookmarkEnd w:id="42"/>
+    <w:bookmarkStart w:id="49" w:name="blok-iii.-kondisi-ekonomi"/>
     <w:p>
       <w:pPr>
         <w:pStyle w:val="Heading2"/>
@@ -733,7 +961,25 @@
         <w:t xml:space="preserve">BLOK III. KONDISI EKONOMI</w:t>
       </w:r>
     </w:p>
-    <w:bookmarkStart w:id="40" w:name="section-4"/>
+    <w:bookmarkStart w:id="43" w:name="section-9"/>
+    <w:p>
+      <w:pPr>
+        <w:pStyle w:val="Heading3"/>
+      </w:pPr>
+      <w:r>
+        <w:t xml:space="preserve">303</w:t>
+      </w:r>
+    </w:p>
+    <w:p>
+      <w:pPr>
+        <w:pStyle w:val="FirstParagraph"/>
+      </w:pPr>
+      <w:r>
+        <w:t xml:space="preserve">Subsidi listrik diperuntukkan kepada seluruh golongan daya 450 VA dan rumah tangga miskin dan tidak mampu yang terdaftar dalam Data Terpadu Kesejahteraan Sosial (DTKS) dengan daya 900 VA (900 VA-Subsidi).</w:t>
+      </w:r>
+    </w:p>
+    <w:bookmarkEnd w:id="43"/>
+    <w:bookmarkStart w:id="44" w:name="section-10"/>
     <w:p>
       <w:pPr>
         <w:pStyle w:val="Heading3"/>
@@ -746,7 +992,7 @@
       <w:pPr>
         <w:numPr>
           <w:ilvl w:val="0"/>
-          <w:numId w:val="1003"/>
+          <w:numId w:val="1006"/>
         </w:numPr>
       </w:pPr>
       <w:r>
@@ -754,7 +1000,7 @@
           <w:b/>
           <w:bCs/>
         </w:rPr>
-        <w:t xml:space="preserve">PAM (Pipa Air Minum)</w:t>
+        <w:t xml:space="preserve">PAM (Perusahaan Air Minum)</w:t>
       </w:r>
       <w:r>
         <w:t xml:space="preserve"> </w:t>
@@ -767,7 +1013,7 @@
       <w:pPr>
         <w:numPr>
           <w:ilvl w:val="0"/>
-          <w:numId w:val="1003"/>
+          <w:numId w:val="1006"/>
         </w:numPr>
       </w:pPr>
       <w:r>
@@ -788,7 +1034,7 @@
       <w:pPr>
         <w:numPr>
           <w:ilvl w:val="0"/>
-          <w:numId w:val="1003"/>
+          <w:numId w:val="1006"/>
         </w:numPr>
       </w:pPr>
       <w:r>
@@ -805,8 +1051,8 @@
         <w:t xml:space="preserve">adalah sumur tradisional yang menggunakan timba untuk mengambil air secara manual menggunakan tali dan ember.</w:t>
       </w:r>
     </w:p>
-    <w:bookmarkEnd w:id="40"/>
-    <w:bookmarkStart w:id="41" w:name="section-5"/>
+    <w:bookmarkEnd w:id="44"/>
+    <w:bookmarkStart w:id="45" w:name="section-11"/>
     <w:p>
       <w:pPr>
         <w:pStyle w:val="Heading3"/>
@@ -820,11 +1066,59 @@
         <w:pStyle w:val="FirstParagraph"/>
       </w:pPr>
       <w:r>
-        <w:t xml:space="preserve">Diisi dengan jumlah orang diluar responden. Misal, jika responden adalah seorang suami dengan istri dan 2 anak yang tinggal serumah dan masih diberi tanggungan, maka diisi 03 (istri dan 2 anak). Atau jika responden adalah seorang istri dengan suami dan 3 anak yang tinggal serumah dan masih diberi tanggungan, maka diisi 04 (suami dan 3 anak). Dalam konsep ekonomi, suami masih masuk dalam tanggungan karena dalam prakteknya bisa saja suami menghasilkan namun tidak cukup untuk membiayai keluarga. Jika ada oranng tua (lansia) yang tinggal serumah dan masih diberi tanggungan, maka diisi juga dalam jumlah tanggungan. Jika tidak ada tanggungan, maka diisi 00.</w:t>
-      </w:r>
-    </w:p>
-    <w:bookmarkEnd w:id="41"/>
-    <w:bookmarkStart w:id="42" w:name="section-6"/>
+        <w:t xml:space="preserve">Diisi dengan jumlah orang diluar responden. Misal:</w:t>
+      </w:r>
+    </w:p>
+    <w:p>
+      <w:pPr>
+        <w:pStyle w:val="Compact"/>
+        <w:numPr>
+          <w:ilvl w:val="0"/>
+          <w:numId w:val="1007"/>
+        </w:numPr>
+      </w:pPr>
+      <w:r>
+        <w:t xml:space="preserve">Jika responden adalah seorang suami dengan istri dan 2 anak yang tinggal serumah dan masih diberi tanggungan, maka diisi [0][3] (istri dan 2 anak).</w:t>
+      </w:r>
+    </w:p>
+    <w:p>
+      <w:pPr>
+        <w:pStyle w:val="Compact"/>
+        <w:numPr>
+          <w:ilvl w:val="0"/>
+          <w:numId w:val="1007"/>
+        </w:numPr>
+      </w:pPr>
+      <w:r>
+        <w:t xml:space="preserve">Jika responden adalah seorang istri dengan suami dan 3 anak yang tinggal serumah dan masih diberi tanggungan, maka diisi [0][4] (suami dan 3 anak). Dalam konsep ekonomi, suami masih masuk dalam tanggungan karena dalam prakteknya bisa saja suami menghasilkan namun tidak cukup untuk membiayai keluarga.</w:t>
+      </w:r>
+    </w:p>
+    <w:p>
+      <w:pPr>
+        <w:pStyle w:val="Compact"/>
+        <w:numPr>
+          <w:ilvl w:val="0"/>
+          <w:numId w:val="1007"/>
+        </w:numPr>
+      </w:pPr>
+      <w:r>
+        <w:t xml:space="preserve">Jika ada orang tua (lansia) yang tinggal serumah dan masih diberi tanggungan, maka diisi juga dalam jumlah tanggungan.</w:t>
+      </w:r>
+    </w:p>
+    <w:p>
+      <w:pPr>
+        <w:pStyle w:val="Compact"/>
+        <w:numPr>
+          <w:ilvl w:val="0"/>
+          <w:numId w:val="1007"/>
+        </w:numPr>
+      </w:pPr>
+      <w:r>
+        <w:t xml:space="preserve">Jika tidak ada tanggungan, maka diisi [0][0].</w:t>
+      </w:r>
+    </w:p>
+    <w:bookmarkEnd w:id="45"/>
+    <w:bookmarkStart w:id="46" w:name="section-12"/>
     <w:p>
       <w:pPr>
         <w:pStyle w:val="Heading3"/>
@@ -836,6 +1130,14 @@
     <w:p>
       <w:pPr>
         <w:pStyle w:val="FirstParagraph"/>
+      </w:pPr>
+      <w:r>
+        <w:t xml:space="preserve">Pertanyaan 310-313 ditanyakan secara horizontal/berurutan untuk setiap tanggungan yang ada.</w:t>
+      </w:r>
+    </w:p>
+    <w:p>
+      <w:pPr>
+        <w:pStyle w:val="BodyText"/>
       </w:pPr>
       <w:r>
         <w:t xml:space="preserve">Isian 309 harus konsisten dengan isian 310-313. Jika memiliki 3 tanggungan (misal istri dan 2 anak kandung), maka bisa diisi dengan contoh berikut:</w:t>
@@ -1094,8 +1396,8 @@
         <w:t xml:space="preserve">Baris pertama diisi dengan isian untuk istri, baris kedua diisi untuk anak pertama, dan baris ketiga diisi untuk anak kedua. Jika tidak ada tanggungan, maka isian 310-313 dibiarkan kosong. Apabila jumlah tanggungan responden KPM berjumlah lebih dari 5 orang, maka enumerator dapat menambahkan baris baru pada kuesioner.</w:t>
       </w:r>
     </w:p>
-    <w:bookmarkEnd w:id="42"/>
-    <w:bookmarkStart w:id="43" w:name="section-7"/>
+    <w:bookmarkEnd w:id="46"/>
+    <w:bookmarkStart w:id="47" w:name="section-13"/>
     <w:p>
       <w:pPr>
         <w:pStyle w:val="Heading3"/>
@@ -1108,7 +1410,7 @@
       <w:pPr>
         <w:numPr>
           <w:ilvl w:val="0"/>
-          <w:numId w:val="1004"/>
+          <w:numId w:val="1008"/>
         </w:numPr>
       </w:pPr>
       <w:r>
@@ -1135,7 +1437,7 @@
       <w:pPr>
         <w:numPr>
           <w:ilvl w:val="0"/>
-          <w:numId w:val="1004"/>
+          <w:numId w:val="1008"/>
         </w:numPr>
       </w:pPr>
       <w:r>
@@ -1162,7 +1464,7 @@
       <w:pPr>
         <w:numPr>
           <w:ilvl w:val="0"/>
-          <w:numId w:val="1004"/>
+          <w:numId w:val="1008"/>
         </w:numPr>
       </w:pPr>
       <w:r>
@@ -1185,18 +1487,68 @@
         <w:t xml:space="preserve">Contoh: Patah tulang yang menyebabkan keterbatasan fungsi bergerak dalam jangka waktu lama.</w:t>
       </w:r>
     </w:p>
-    <w:bookmarkEnd w:id="43"/>
-    <w:bookmarkEnd w:id="44"/>
-    <w:bookmarkStart w:id="50" w:name="Xd3db6c907221c96dbcd8320114c50c0345aa197"/>
+    <w:bookmarkEnd w:id="47"/>
+    <w:bookmarkStart w:id="48" w:name="section-14"/>
+    <w:p>
+      <w:pPr>
+        <w:pStyle w:val="Heading3"/>
+      </w:pPr>
+      <w:r>
+        <w:t xml:space="preserve">319-320</w:t>
+      </w:r>
+    </w:p>
+    <w:p>
+      <w:pPr>
+        <w:pStyle w:val="FirstParagraph"/>
+      </w:pPr>
+      <w:r>
+        <w:t xml:space="preserve">Pertanyaan 319-320 ditanyakan secara horizontal/berurutan untuk setiap pilihan bantuan/pinjaman dari pihak lain.</w:t>
+      </w:r>
+    </w:p>
+    <w:p>
+      <w:pPr>
+        <w:pStyle w:val="BodyText"/>
+      </w:pPr>
+      <w:r>
+        <w:t xml:space="preserve">Misal:</w:t>
+      </w:r>
+    </w:p>
+    <w:p>
+      <w:pPr>
+        <w:pStyle w:val="Compact"/>
+        <w:numPr>
+          <w:ilvl w:val="0"/>
+          <w:numId w:val="1009"/>
+        </w:numPr>
+      </w:pPr>
+      <w:r>
+        <w:t xml:space="preserve">Ketika KPM memperoleh/pernah meminjam dari Bank pada pertanyaan 319, maka pertanyaan 320 harus diisi. Kemudian dilanjutkan ke pilihan bantuan/pinjaman lain seperti Agen Bank, Keluarga, atau lainnya (baris selanjutnya).</w:t>
+      </w:r>
+    </w:p>
+    <w:p>
+      <w:pPr>
+        <w:pStyle w:val="Compact"/>
+        <w:numPr>
+          <w:ilvl w:val="0"/>
+          <w:numId w:val="1009"/>
+        </w:numPr>
+      </w:pPr>
+      <w:r>
+        <w:t xml:space="preserve">Jika KPM tidak memperoleh bantuan/pinjaman dari pihak pada pertanyaan 319, maka pertanyaan 320 dibiarkan kosong. Kemudian dilanjutkan ke pilihan bantuan/pinjaman lain (baris selanjutnya).</w:t>
+      </w:r>
+    </w:p>
+    <w:bookmarkEnd w:id="48"/>
+    <w:bookmarkEnd w:id="49"/>
+    <w:bookmarkStart w:id="78" w:name="X665dbaca73c2d395ce1dc552b418b7434fe62c5"/>
     <w:p>
       <w:pPr>
         <w:pStyle w:val="Heading2"/>
       </w:pPr>
       <w:r>
-        <w:t xml:space="preserve">BLOK IV. PEMAHAMAN TERHADAP MEKANISME PENYALURAN BANSOS NON TUNAI</w:t>
-      </w:r>
-    </w:p>
-    <w:bookmarkStart w:id="45" w:name="section-8"/>
+        <w:t xml:space="preserve">BLOK IV. PEMAHAMAN DAN PENGALAMAN DALAM PENARIKAN BANSOS NON TUNAI</w:t>
+      </w:r>
+    </w:p>
+    <w:bookmarkStart w:id="50" w:name="section-15"/>
     <w:p>
       <w:pPr>
         <w:pStyle w:val="Heading3"/>
@@ -1210,11 +1562,11 @@
         <w:pStyle w:val="FirstParagraph"/>
       </w:pPr>
       <w:r>
-        <w:t xml:space="preserve">Enum sebaiknya mengurutkan opsi berdasarkan prioritas, mengingat responden terkadang mengubah pilihannya. Oleh karena itu, responden diminta memilih antara opsi 1 versus 2, opsi 2 versus 3, dan seterusnya, hingga teridentifikasi satu opsi yang paling disukai.</w:t>
-      </w:r>
-    </w:p>
-    <w:bookmarkEnd w:id="45"/>
-    <w:bookmarkStart w:id="46" w:name="section-9"/>
+        <w:t xml:space="preserve">Enumerator sebaiknya mengurutkan opsi berdasarkan prioritas, mengingat responden terkadang mengubah pilihannya. Oleh karena itu, responden diminta memilih antara opsi 1 versus 2, opsi 2 versus 3, dan seterusnya, hingga teridentifikasi satu opsi yang paling disukai.</w:t>
+      </w:r>
+    </w:p>
+    <w:bookmarkEnd w:id="50"/>
+    <w:bookmarkStart w:id="51" w:name="section-16"/>
     <w:p>
       <w:pPr>
         <w:pStyle w:val="Heading3"/>
@@ -1228,17 +1580,53 @@
         <w:pStyle w:val="FirstParagraph"/>
       </w:pPr>
       <w:r>
-        <w:t xml:space="preserve">Enumerator akan lebih efektif jika setiap opsi ditanyakan secara horizontal. Misalnya, setelah diketahui pernah diberikan penjelasan (405), langsung tanyakan apakah responden memahami penjelasan tersebut (406) sebelum melanjutkan ke opsi selanjutnya.</w:t>
-      </w:r>
-    </w:p>
-    <w:bookmarkEnd w:id="46"/>
-    <w:bookmarkStart w:id="47" w:name="section-10"/>
+        <w:t xml:space="preserve">Pertanyaan 405-406 ditanyakan secara horizontal/berurutan untuk setiap pilihan yang ada.</w:t>
+      </w:r>
+    </w:p>
+    <w:p>
+      <w:pPr>
+        <w:pStyle w:val="Compact"/>
+        <w:numPr>
+          <w:ilvl w:val="0"/>
+          <w:numId w:val="1010"/>
+        </w:numPr>
+      </w:pPr>
+      <w:r>
+        <w:t xml:space="preserve">Pertama, tanyakan pertanyaan 405 untuk pilihan pertama (A. Manfaat penyaluran bansos non tunai), Jika KPM menjawab ya (ceklis), maka lanjutkan ke pertanyaan 406 untuk pilihan pertama tersebut.</w:t>
+      </w:r>
+    </w:p>
+    <w:p>
+      <w:pPr>
+        <w:pStyle w:val="Compact"/>
+        <w:numPr>
+          <w:ilvl w:val="0"/>
+          <w:numId w:val="1010"/>
+        </w:numPr>
+      </w:pPr>
+      <w:r>
+        <w:t xml:space="preserve">Kemudian lanjutkan ke pilihan kedua (B. Cara penarikan bansos non tunai), dan seterusnya.</w:t>
+      </w:r>
+    </w:p>
+    <w:p>
+      <w:pPr>
+        <w:pStyle w:val="Compact"/>
+        <w:numPr>
+          <w:ilvl w:val="0"/>
+          <w:numId w:val="1010"/>
+        </w:numPr>
+      </w:pPr>
+      <w:r>
+        <w:t xml:space="preserve">Jika KPM tidak mendapatkan informasi terkait pilihan tersebut, maka pertanyaan 406 dibiarkan kosong.</w:t>
+      </w:r>
+    </w:p>
+    <w:bookmarkEnd w:id="51"/>
+    <w:bookmarkStart w:id="52" w:name="section-17"/>
     <w:p>
       <w:pPr>
         <w:pStyle w:val="Heading3"/>
       </w:pPr>
       <w:r>
-        <w:t xml:space="preserve">408</w:t>
+        <w:t xml:space="preserve">407</w:t>
       </w:r>
     </w:p>
     <w:p>
@@ -1259,14 +1647,14 @@
         <w:t xml:space="preserve">TIDAK</w:t>
       </w:r>
     </w:p>
-    <w:bookmarkEnd w:id="47"/>
-    <w:bookmarkStart w:id="48" w:name="section-11"/>
+    <w:bookmarkEnd w:id="52"/>
+    <w:bookmarkStart w:id="53" w:name="section-18"/>
     <w:p>
       <w:pPr>
         <w:pStyle w:val="Heading3"/>
       </w:pPr>
       <w:r>
-        <w:t xml:space="preserve">411-413</w:t>
+        <w:t xml:space="preserve">410-412</w:t>
       </w:r>
     </w:p>
     <w:p>
@@ -1274,17 +1662,27 @@
         <w:pStyle w:val="FirstParagraph"/>
       </w:pPr>
       <w:r>
-        <w:t xml:space="preserve">Istilah pengkinian data merujuk kepada aktivitas pembaruan (update) data identitas responden, terutama apabila responden telah melakukan kegiatan yang mengubah data pribadinya, seperti pindah alamat rumah, kematian/kelahiran anggota keluarga, penggantian nomor HP pribadi, dsb.</w:t>
-      </w:r>
-    </w:p>
-    <w:bookmarkEnd w:id="48"/>
-    <w:bookmarkStart w:id="49" w:name="section-12"/>
+        <w:t xml:space="preserve">Istilah pembaruan data merujuk kepada aktivitas pembaruan (</w:t>
+      </w:r>
+      <w:r>
+        <w:rPr>
+          <w:i/>
+          <w:iCs/>
+        </w:rPr>
+        <w:t xml:space="preserve">update</w:t>
+      </w:r>
+      <w:r>
+        <w:t xml:space="preserve">) data identitas responden, terutama apabila responden telah melakukan kegiatan yang mengubah data pribadinya, seperti pindah alamat rumah, kematian/kelahiran anggota keluarga, penggantian nomor HP pribadi, dsb.</w:t>
+      </w:r>
+    </w:p>
+    <w:bookmarkEnd w:id="53"/>
+    <w:bookmarkStart w:id="54" w:name="section-19"/>
     <w:p>
       <w:pPr>
         <w:pStyle w:val="Heading3"/>
       </w:pPr>
       <w:r>
-        <w:t xml:space="preserve">414</w:t>
+        <w:t xml:space="preserve">413-415</w:t>
       </w:r>
     </w:p>
     <w:p>
@@ -1292,56 +1690,102 @@
         <w:pStyle w:val="FirstParagraph"/>
       </w:pPr>
       <w:r>
-        <w:t xml:space="preserve">Enumerator wajib memastikan ketepatan sasaran, misalnya dengan mengidentifikasi apakah terdapat tetangga yang merupakan KPM, meskipun secara ekonomi sudah mapan, namun tetap menerima bantuan sosial.</w:t>
-      </w:r>
-    </w:p>
-    <w:bookmarkEnd w:id="49"/>
-    <w:bookmarkEnd w:id="50"/>
-    <w:bookmarkStart w:id="54" w:name="X306d872e9756ddfa23762daf792b20ca51e4fd4"/>
-    <w:p>
-      <w:pPr>
-        <w:pStyle w:val="Heading2"/>
-      </w:pPr>
-      <w:r>
-        <w:t xml:space="preserve">BLOK V. PENGALAMAN KPM DALAM PENARIKAN BANSOS NON TUNAI</w:t>
-      </w:r>
-    </w:p>
-    <w:bookmarkStart w:id="51" w:name="section-13"/>
+        <w:t xml:space="preserve">Pertanyaan 413-415 ditanyakan secara horizontal/berurutan untuk setiap lokasi penarikan bansos non tunai.</w:t>
+      </w:r>
+    </w:p>
+    <w:p>
+      <w:pPr>
+        <w:pStyle w:val="BodyText"/>
+      </w:pPr>
+      <w:r>
+        <w:t xml:space="preserve">Misal:</w:t>
+      </w:r>
+    </w:p>
+    <w:p>
+      <w:pPr>
+        <w:pStyle w:val="Compact"/>
+        <w:numPr>
+          <w:ilvl w:val="0"/>
+          <w:numId w:val="1011"/>
+        </w:numPr>
+      </w:pPr>
+      <w:r>
+        <w:t xml:space="preserve">Pertanyaan 413 ditanyakan untuk Agen Bank di wilayah setempat, jika KPM menjawab &gt;0 kali, maka dilanjutkan ke pertanyaan 414-415. Setelah itu dilanjutkan ke Mesin ATM Bank penerbit KKS di wilayah setempat, dan seterusnya untuk lokasi penarikan lainnya.</w:t>
+      </w:r>
+    </w:p>
+    <w:p>
+      <w:pPr>
+        <w:pStyle w:val="Compact"/>
+        <w:numPr>
+          <w:ilvl w:val="0"/>
+          <w:numId w:val="1011"/>
+        </w:numPr>
+      </w:pPr>
+      <w:r>
+        <w:t xml:space="preserve">Jika KPM tidak pernah melakukan penarikan bansos non tunai di lokasi tersebut (0 kali), maka pertanyaan 414-415 dibiarkan kosong. Kemudian dilanjutkan ke lokasi penarikan lainnya.</w:t>
+      </w:r>
+    </w:p>
+    <w:p>
+      <w:pPr>
+        <w:pStyle w:val="FirstParagraph"/>
+      </w:pPr>
+      <w:r>
+        <w:rPr>
+          <w:b/>
+          <w:bCs/>
+        </w:rPr>
+        <w:t xml:space="preserve">Catatan:</w:t>
+      </w:r>
+    </w:p>
+    <w:p>
+      <w:pPr>
+        <w:numPr>
+          <w:ilvl w:val="0"/>
+          <w:numId w:val="1012"/>
+        </w:numPr>
+      </w:pPr>
+      <w:r>
+        <w:rPr>
+          <w:b/>
+          <w:bCs/>
+        </w:rPr>
+        <w:t xml:space="preserve">Agen di wilayah setempat</w:t>
+      </w:r>
+      <w:r>
+        <w:t xml:space="preserve">: Berada di wilayah desa/kelurahan tempat tinggal responden, sehingga mudah dijangkau.</w:t>
+      </w:r>
+    </w:p>
+    <w:p>
+      <w:pPr>
+        <w:numPr>
+          <w:ilvl w:val="0"/>
+          <w:numId w:val="1012"/>
+        </w:numPr>
+      </w:pPr>
+      <w:r>
+        <w:rPr>
+          <w:b/>
+          <w:bCs/>
+        </w:rPr>
+        <w:t xml:space="preserve">Agen di wilayah lain</w:t>
+      </w:r>
+      <w:r>
+        <w:t xml:space="preserve">: Berada di wilayah desa/kelurahan lain.</w:t>
+      </w:r>
+    </w:p>
+    <w:bookmarkEnd w:id="54"/>
+    <w:bookmarkStart w:id="55" w:name="section-20"/>
     <w:p>
       <w:pPr>
         <w:pStyle w:val="Heading3"/>
       </w:pPr>
       <w:r>
-        <w:t xml:space="preserve">501-503</w:t>
+        <w:t xml:space="preserve">415</w:t>
       </w:r>
     </w:p>
     <w:p>
       <w:pPr>
         <w:pStyle w:val="FirstParagraph"/>
-      </w:pPr>
-      <w:r>
-        <w:t xml:space="preserve">Enumerator dapat bertanya secara horizontal. Pada 501, jika responden tidak pernah mengambil bansos di lokasi tersebut, maka isi dengan angka 0, dan kemudian 502 dan 503 dibiarkan kosong.</w:t>
-      </w:r>
-    </w:p>
-    <w:p>
-      <w:pPr>
-        <w:pStyle w:val="BodyText"/>
-      </w:pPr>
-      <w:r>
-        <w:t xml:space="preserve">Pastikan bawah frekuensi penarikan bansos selaras dengan jawaban pada 103 (BLOK I).</w:t>
-      </w:r>
-    </w:p>
-    <w:p>
-      <w:pPr>
-        <w:pStyle w:val="BodyText"/>
-      </w:pPr>
-      <w:r>
-        <w:t xml:space="preserve">Nominal pada 503 dalam ribuan rupiah. Misal, jika biaya transportasi yang dikeluarkan adalah Rp 15.000, maka isian 503 diisi dengan angka 015.</w:t>
-      </w:r>
-    </w:p>
-    <w:p>
-      <w:pPr>
-        <w:pStyle w:val="BodyText"/>
       </w:pPr>
       <w:r>
         <w:rPr>
@@ -1578,62 +2022,14 @@
         </w:tc>
       </w:tr>
     </w:tbl>
-    <w:p>
-      <w:pPr>
-        <w:pStyle w:val="BodyText"/>
-      </w:pPr>
-      <w:r>
-        <w:rPr>
-          <w:b/>
-          <w:bCs/>
-        </w:rPr>
-        <w:t xml:space="preserve">Agen Bank</w:t>
-      </w:r>
-    </w:p>
-    <w:p>
-      <w:pPr>
-        <w:numPr>
-          <w:ilvl w:val="0"/>
-          <w:numId w:val="1005"/>
-        </w:numPr>
-      </w:pPr>
-      <w:r>
-        <w:rPr>
-          <w:b/>
-          <w:bCs/>
-        </w:rPr>
-        <w:t xml:space="preserve">Agen di wilayah setempat</w:t>
-      </w:r>
-      <w:r>
-        <w:t xml:space="preserve">: Berada di wilayah desa/kelurahan tempat tinggal responden, sehingga mudah dijangkau.</w:t>
-      </w:r>
-    </w:p>
-    <w:p>
-      <w:pPr>
-        <w:numPr>
-          <w:ilvl w:val="0"/>
-          <w:numId w:val="1005"/>
-        </w:numPr>
-      </w:pPr>
-      <w:r>
-        <w:rPr>
-          <w:b/>
-          <w:bCs/>
-        </w:rPr>
-        <w:t xml:space="preserve">Agen di wilayah lain</w:t>
-      </w:r>
-      <w:r>
-        <w:t xml:space="preserve">: Berada di wilayah desa/kelurahan lain.</w:t>
-      </w:r>
-    </w:p>
-    <w:bookmarkEnd w:id="51"/>
-    <w:bookmarkStart w:id="52" w:name="section-14"/>
+    <w:bookmarkEnd w:id="55"/>
+    <w:bookmarkStart w:id="56" w:name="section-21"/>
     <w:p>
       <w:pPr>
         <w:pStyle w:val="Heading3"/>
       </w:pPr>
       <w:r>
-        <w:t xml:space="preserve">510</w:t>
+        <w:t xml:space="preserve">422</w:t>
       </w:r>
     </w:p>
     <w:tbl>
@@ -1694,18 +2090,18 @@
                 <w:b/>
                 <w:bCs/>
               </w:rPr>
-              <w:t xml:space="preserve">Kartu KKS hilang/rusak</w:t>
-            </w:r>
-          </w:p>
-        </w:tc>
-        <w:tc>
-          <w:tcPr/>
-          <w:p>
-            <w:pPr>
-              <w:pStyle w:val="Compact"/>
-            </w:pPr>
-            <w:r>
-              <w:t xml:space="preserve">Kartu KKS hilang atau mengalami kerusakan secara fisik (misal: kartu patah) sehingga tidak bisa digunakan untuk melakukan transaksi.</w:t>
+              <w:t xml:space="preserve">KKS hilang/rusak</w:t>
+            </w:r>
+          </w:p>
+        </w:tc>
+        <w:tc>
+          <w:tcPr/>
+          <w:p>
+            <w:pPr>
+              <w:pStyle w:val="Compact"/>
+            </w:pPr>
+            <w:r>
+              <w:t xml:space="preserve">KKS hilang atau mengalami kerusakan secara fisik (misal: kartu patah) sehingga tidak bisa digunakan untuk melakukan transaksi.</w:t>
             </w:r>
           </w:p>
         </w:tc>
@@ -1722,7 +2118,7 @@
                 <w:b/>
                 <w:bCs/>
               </w:rPr>
-              <w:t xml:space="preserve">Kartu KKS terblokir</w:t>
+              <w:t xml:space="preserve">KKS terblokir</w:t>
             </w:r>
           </w:p>
         </w:tc>
@@ -1734,6 +2130,34 @@
             </w:pPr>
             <w:r>
               <w:t xml:space="preserve">Responden KPM melakukan aktivitas transaksi (seperti salah memasukkan PIN sebanyak 3 kali) yang menyebabkan KKS terblokir.</w:t>
+            </w:r>
+          </w:p>
+        </w:tc>
+      </w:tr>
+      <w:tr>
+        <w:tc>
+          <w:tcPr/>
+          <w:p>
+            <w:pPr>
+              <w:pStyle w:val="Compact"/>
+            </w:pPr>
+            <w:r>
+              <w:rPr>
+                <w:b/>
+                <w:bCs/>
+              </w:rPr>
+              <w:t xml:space="preserve">KKS tertelan mesin ATM</w:t>
+            </w:r>
+          </w:p>
+        </w:tc>
+        <w:tc>
+          <w:tcPr/>
+          <w:p>
+            <w:pPr>
+              <w:pStyle w:val="Compact"/>
+            </w:pPr>
+            <w:r>
+              <w:t xml:space="preserve">KKS tertinggal atau tersangkut di dalam mesin ATM sehingga tidak dapat dikeluarkan.</w:t>
             </w:r>
           </w:p>
         </w:tc>
@@ -1761,7 +2185,7 @@
               <w:pStyle w:val="Compact"/>
             </w:pPr>
             <w:r>
-              <w:t xml:space="preserve">Responden KPM tidak ingat sama sekali PIN Kartu KKS ketika ingin melakukan transaksi.</w:t>
+              <w:t xml:space="preserve">Responden KPM tidak ingat sama sekali PIN KKS ketika ingin melakukan transaksi.</w:t>
             </w:r>
           </w:p>
         </w:tc>
@@ -1789,20 +2213,132 @@
               <w:pStyle w:val="Compact"/>
             </w:pPr>
             <w:r>
-              <w:t xml:space="preserve">Responden salah memasukkan PIN Kartu KKS-nya, namun tidak sampai menyebabkan KKS terblokir.</w:t>
+              <w:t xml:space="preserve">Responden salah memasukkan PIN KKS-nya, namun tidak sampai menyebabkan KKS terblokir.</w:t>
+            </w:r>
+          </w:p>
+        </w:tc>
+      </w:tr>
+      <w:tr>
+        <w:tc>
+          <w:tcPr/>
+          <w:p>
+            <w:pPr>
+              <w:pStyle w:val="Compact"/>
+            </w:pPr>
+            <w:r>
+              <w:rPr>
+                <w:b/>
+                <w:bCs/>
+              </w:rPr>
+              <w:t xml:space="preserve">Dana belum masuk (saldo nol)</w:t>
+            </w:r>
+          </w:p>
+        </w:tc>
+        <w:tc>
+          <w:tcPr/>
+          <w:p>
+            <w:pPr>
+              <w:pStyle w:val="Compact"/>
+            </w:pPr>
+            <w:r>
+              <w:t xml:space="preserve">Dana bantuan sosial belum ditransfer ke rekening KKS atau saldo dalam kartu menunjukkan nol rupiah.</w:t>
+            </w:r>
+          </w:p>
+        </w:tc>
+      </w:tr>
+      <w:tr>
+        <w:tc>
+          <w:tcPr/>
+          <w:p>
+            <w:pPr>
+              <w:pStyle w:val="Compact"/>
+            </w:pPr>
+            <w:r>
+              <w:rPr>
+                <w:b/>
+                <w:bCs/>
+              </w:rPr>
+              <w:t xml:space="preserve">Mesin ATM tidak berfungsi</w:t>
+            </w:r>
+          </w:p>
+        </w:tc>
+        <w:tc>
+          <w:tcPr/>
+          <w:p>
+            <w:pPr>
+              <w:pStyle w:val="Compact"/>
+            </w:pPr>
+            <w:r>
+              <w:t xml:space="preserve">Mesin ATM mengalami gangguan teknis atau kerusakan sehingga tidak dapat digunakan untuk transaksi.</w:t>
+            </w:r>
+          </w:p>
+        </w:tc>
+      </w:tr>
+      <w:tr>
+        <w:tc>
+          <w:tcPr/>
+          <w:p>
+            <w:pPr>
+              <w:pStyle w:val="Compact"/>
+            </w:pPr>
+            <w:r>
+              <w:rPr>
+                <w:b/>
+                <w:bCs/>
+              </w:rPr>
+              <w:t xml:space="preserve">Mesin EDC di Agen Bank tidak berfungsi</w:t>
+            </w:r>
+          </w:p>
+        </w:tc>
+        <w:tc>
+          <w:tcPr/>
+          <w:p>
+            <w:pPr>
+              <w:pStyle w:val="Compact"/>
+            </w:pPr>
+            <w:r>
+              <w:t xml:space="preserve">Mesin EDC yang tersedia di Agen Bank mengalami gangguan atau kerusakan sehingga tidak dapat memproses transaksi KKS.</w:t>
+            </w:r>
+          </w:p>
+        </w:tc>
+      </w:tr>
+      <w:tr>
+        <w:tc>
+          <w:tcPr/>
+          <w:p>
+            <w:pPr>
+              <w:pStyle w:val="Compact"/>
+            </w:pPr>
+            <w:r>
+              <w:rPr>
+                <w:b/>
+                <w:bCs/>
+              </w:rPr>
+              <w:t xml:space="preserve">Agen Bank tidak memiliki cukup dana tunai</w:t>
+            </w:r>
+          </w:p>
+        </w:tc>
+        <w:tc>
+          <w:tcPr/>
+          <w:p>
+            <w:pPr>
+              <w:pStyle w:val="Compact"/>
+            </w:pPr>
+            <w:r>
+              <w:t xml:space="preserve">Agen Bank kehabisan atau tidak memiliki dana tunai yang cukup untuk melayani penarikan bantuan sosial.</w:t>
             </w:r>
           </w:p>
         </w:tc>
       </w:tr>
     </w:tbl>
-    <w:bookmarkEnd w:id="52"/>
-    <w:bookmarkStart w:id="53" w:name="section-15"/>
+    <w:bookmarkEnd w:id="56"/>
+    <w:bookmarkStart w:id="57" w:name="section-22"/>
     <w:p>
       <w:pPr>
         <w:pStyle w:val="Heading3"/>
       </w:pPr>
       <w:r>
-        <w:t xml:space="preserve">513</w:t>
+        <w:t xml:space="preserve">425</w:t>
       </w:r>
     </w:p>
     <w:p>
@@ -1813,24 +2349,196 @@
         <w:t xml:space="preserve">Apabila responden KPM pernah mengalami beberapa masalah dengan sebagian masalah berhasil diselesaikan dan sebagian lainnya masih dalam proses, maka pilihan 1 (Ya, selesai) dapat dipilih</w:t>
       </w:r>
     </w:p>
-    <w:bookmarkEnd w:id="53"/>
-    <w:bookmarkEnd w:id="54"/>
-    <w:bookmarkStart w:id="74" w:name="X7a46e29748790ffebdb6c7c0bd9e4e77e9aafce"/>
-    <w:p>
-      <w:pPr>
-        <w:pStyle w:val="Heading2"/>
-      </w:pPr>
-      <w:r>
-        <w:t xml:space="preserve">BLOK VI. PENGALAMAN KPM DALAM MELAKUKAN TRANSAKSI DIGITAL</w:t>
-      </w:r>
-    </w:p>
-    <w:bookmarkStart w:id="70" w:name="section-16"/>
+    <w:bookmarkEnd w:id="57"/>
+    <w:bookmarkStart w:id="58" w:name="section-23"/>
     <w:p>
       <w:pPr>
         <w:pStyle w:val="Heading3"/>
       </w:pPr>
       <w:r>
-        <w:t xml:space="preserve">606-608</w:t>
+        <w:t xml:space="preserve">426</w:t>
+      </w:r>
+    </w:p>
+    <w:p>
+      <w:pPr>
+        <w:pStyle w:val="FirstParagraph"/>
+      </w:pPr>
+      <w:r>
+        <w:t xml:space="preserve">Misal: 7 hari, diisi [0][0][7]</w:t>
+      </w:r>
+    </w:p>
+    <w:bookmarkEnd w:id="58"/>
+    <w:bookmarkStart w:id="59" w:name="section-24"/>
+    <w:p>
+      <w:pPr>
+        <w:pStyle w:val="Heading3"/>
+      </w:pPr>
+      <w:r>
+        <w:t xml:space="preserve">427</w:t>
+      </w:r>
+    </w:p>
+    <w:p>
+      <w:pPr>
+        <w:pStyle w:val="FirstParagraph"/>
+      </w:pPr>
+      <w:r>
+        <w:t xml:space="preserve">Pertanyaan 427 hanya ditanyakan kepada KPM program PKH.</w:t>
+      </w:r>
+    </w:p>
+    <w:bookmarkEnd w:id="59"/>
+    <w:bookmarkStart w:id="60" w:name="section-25"/>
+    <w:p>
+      <w:pPr>
+        <w:pStyle w:val="Heading3"/>
+      </w:pPr>
+      <w:r>
+        <w:t xml:space="preserve">428</w:t>
+      </w:r>
+    </w:p>
+    <w:p>
+      <w:pPr>
+        <w:pStyle w:val="FirstParagraph"/>
+      </w:pPr>
+      <w:r>
+        <w:t xml:space="preserve">Pertanyaan 428 hanya ditanyakan kepada KPM program Sembako.</w:t>
+      </w:r>
+    </w:p>
+    <w:bookmarkEnd w:id="60"/>
+    <w:bookmarkStart w:id="61" w:name="section-26"/>
+    <w:p>
+      <w:pPr>
+        <w:pStyle w:val="Heading3"/>
+      </w:pPr>
+      <w:r>
+        <w:t xml:space="preserve">429</w:t>
+      </w:r>
+    </w:p>
+    <w:p>
+      <w:pPr>
+        <w:pStyle w:val="FirstParagraph"/>
+      </w:pPr>
+      <w:r>
+        <w:t xml:space="preserve">Pertanyaan 429 hanya ditanyakan jika KPM mernjawab</w:t>
+      </w:r>
+      <w:r>
+        <w:t xml:space="preserve"> </w:t>
+      </w:r>
+      <w:r>
+        <w:t xml:space="preserve">“Ditabung”</w:t>
+      </w:r>
+      <w:r>
+        <w:t xml:space="preserve"> </w:t>
+      </w:r>
+      <w:r>
+        <w:t xml:space="preserve">pada pertanyaan 428 dan/atau 429.</w:t>
+      </w:r>
+    </w:p>
+    <w:bookmarkEnd w:id="61"/>
+    <w:bookmarkStart w:id="62" w:name="section-27"/>
+    <w:p>
+      <w:pPr>
+        <w:pStyle w:val="Heading3"/>
+      </w:pPr>
+      <w:r>
+        <w:t xml:space="preserve">432-433</w:t>
+      </w:r>
+    </w:p>
+    <w:p>
+      <w:pPr>
+        <w:pStyle w:val="FirstParagraph"/>
+      </w:pPr>
+      <w:r>
+        <w:t xml:space="preserve">Pertanyaan 432-433 hanya ditanyakan kepada KPM program PKH.</w:t>
+      </w:r>
+    </w:p>
+    <w:bookmarkEnd w:id="62"/>
+    <w:bookmarkStart w:id="63" w:name="section-28"/>
+    <w:p>
+      <w:pPr>
+        <w:pStyle w:val="Heading3"/>
+      </w:pPr>
+      <w:r>
+        <w:t xml:space="preserve">434</w:t>
+      </w:r>
+    </w:p>
+    <w:p>
+      <w:pPr>
+        <w:pStyle w:val="FirstParagraph"/>
+      </w:pPr>
+      <w:r>
+        <w:t xml:space="preserve">Untuk pilihan 4 (Bank Daerah), enumerator perlu menyebutkan nama Bank Daerah di wilayah wawancara (misal: Bank Jabar di Bandung)</w:t>
+      </w:r>
+    </w:p>
+    <w:bookmarkEnd w:id="63"/>
+    <w:bookmarkStart w:id="64" w:name="section-29"/>
+    <w:p>
+      <w:pPr>
+        <w:pStyle w:val="Heading3"/>
+      </w:pPr>
+      <w:r>
+        <w:t xml:space="preserve">437-439</w:t>
+      </w:r>
+    </w:p>
+    <w:p>
+      <w:pPr>
+        <w:pStyle w:val="FirstParagraph"/>
+      </w:pPr>
+      <w:r>
+        <w:t xml:space="preserve">Pertanyaan 437-439 hanya ditanyakan kepada responden yang pernah menarik bansos melalui Agen Bank (responden menjawab pilihan</w:t>
+      </w:r>
+      <w:r>
+        <w:t xml:space="preserve"> </w:t>
+      </w:r>
+      <w:r>
+        <w:t xml:space="preserve">“A. Agen Bank di wilayah setempat”</w:t>
+      </w:r>
+      <w:r>
+        <w:t xml:space="preserve"> </w:t>
+      </w:r>
+      <w:r>
+        <w:t xml:space="preserve">dan/atau</w:t>
+      </w:r>
+      <w:r>
+        <w:t xml:space="preserve"> </w:t>
+      </w:r>
+      <w:r>
+        <w:t xml:space="preserve">“E. Agen Bank di wilayah lain”</w:t>
+      </w:r>
+      <w:r>
+        <w:t xml:space="preserve"> </w:t>
+      </w:r>
+      <w:r>
+        <w:t xml:space="preserve">pada pertanyaan 413). Jika tidak pernah menarik bansos di Agen Bank, lanjut ke pertanyaan 440.</w:t>
+      </w:r>
+    </w:p>
+    <w:bookmarkEnd w:id="64"/>
+    <w:bookmarkStart w:id="77" w:name="section-30"/>
+    <w:p>
+      <w:pPr>
+        <w:pStyle w:val="Heading3"/>
+      </w:pPr>
+      <w:r>
+        <w:t xml:space="preserve">440</w:t>
+      </w:r>
+    </w:p>
+    <w:p>
+      <w:pPr>
+        <w:pStyle w:val="FirstParagraph"/>
+      </w:pPr>
+      <w:r>
+        <w:t xml:space="preserve">Dari pilihan A-G pada pertanyaan 440, pilih 3 pilihan yang paling diinginkan oleh responden KPM. Beri urutan 1, 2, dan 3 pada pilihan yang dipilih. Pastikan tidak lebih dari 3 pilihan yang diurutkan.</w:t>
+      </w:r>
+    </w:p>
+    <w:p>
+      <w:pPr>
+        <w:pStyle w:val="BodyText"/>
+      </w:pPr>
+      <w:r>
+        <w:rPr>
+          <w:b/>
+          <w:bCs/>
+        </w:rPr>
+        <w:t xml:space="preserve">Daftar Istilah</w:t>
       </w:r>
     </w:p>
     <w:tbl>
@@ -1893,47 +2601,642 @@
                 <w:b/>
                 <w:bCs/>
               </w:rPr>
-              <w:t xml:space="preserve">Tarik tunai di teller</w:t>
-            </w:r>
-          </w:p>
-        </w:tc>
-        <w:tc>
-          <w:tcPr/>
-          <w:p>
-            <w:pPr>
-              <w:pStyle w:val="Compact"/>
-            </w:pPr>
-            <w:r>
-              <w:t xml:space="preserve">Kegiatan mengambil uang dari rekening bank melalui teller bank.</w:t>
-            </w:r>
-          </w:p>
-        </w:tc>
-      </w:tr>
-      <w:tr>
-        <w:tc>
-          <w:tcPr/>
-          <w:p>
-            <w:pPr>
-              <w:pStyle w:val="Compact"/>
-              <w:jc w:val="left"/>
-            </w:pPr>
+              <w:t xml:space="preserve">Mobile Banking</w:t>
+            </w:r>
+          </w:p>
+        </w:tc>
+        <w:tc>
+          <w:tcPr/>
+          <w:p>
+            <w:pPr>
+              <w:pStyle w:val="Compact"/>
+            </w:pPr>
+            <w:r>
+              <w:t xml:space="preserve">Fasilitas transaksi non tunai melalui aplikasi perbankan pada handphone.</w:t>
+            </w:r>
             <w:r>
               <w:rPr>
                 <w:b/>
                 <w:bCs/>
               </w:rPr>
-              <w:t xml:space="preserve">Setor tunai di teller</w:t>
-            </w:r>
-          </w:p>
-        </w:tc>
-        <w:tc>
-          <w:tcPr/>
-          <w:p>
-            <w:pPr>
-              <w:pStyle w:val="Compact"/>
-            </w:pPr>
-            <w:r>
-              <w:t xml:space="preserve">Kegiatan menyimpan uang ke dalam rekening bank melalui teller bank.</w:t>
+              <w:t xml:space="preserve">Contoh:</w:t>
+            </w:r>
+            <w:r>
+              <w:t xml:space="preserve"> </w:t>
+            </w:r>
+            <w:r>
+              <w:t xml:space="preserve">BCA Mobile Banking, Livin’ by Mandiri, BRImo, Jago, Jenius, dll.</w:t>
+            </w:r>
+          </w:p>
+        </w:tc>
+      </w:tr>
+      <w:tr>
+        <w:tc>
+          <w:tcPr/>
+          <w:p>
+            <w:pPr>
+              <w:pStyle w:val="Compact"/>
+              <w:jc w:val="left"/>
+            </w:pPr>
+            <w:r>
+              <w:rPr>
+                <w:b/>
+                <w:bCs/>
+              </w:rPr>
+              <w:t xml:space="preserve">SMS (</w:t>
+            </w:r>
+            <w:r>
+              <w:rPr>
+                <w:b/>
+                <w:bCs/>
+                <w:i/>
+                <w:iCs/>
+              </w:rPr>
+              <w:t xml:space="preserve">Short Message Service</w:t>
+            </w:r>
+            <w:r>
+              <w:rPr>
+                <w:b/>
+                <w:bCs/>
+              </w:rPr>
+              <w:t xml:space="preserve">) Banking</w:t>
+            </w:r>
+          </w:p>
+        </w:tc>
+        <w:tc>
+          <w:tcPr/>
+          <w:p>
+            <w:pPr>
+              <w:pStyle w:val="Compact"/>
+            </w:pPr>
+            <w:r>
+              <w:t xml:space="preserve">Fasilitas transaksi non tunai melalui short message service menggunakan handphone.</w:t>
+            </w:r>
+          </w:p>
+        </w:tc>
+      </w:tr>
+      <w:tr>
+        <w:tc>
+          <w:tcPr/>
+          <w:p>
+            <w:pPr>
+              <w:pStyle w:val="Compact"/>
+              <w:jc w:val="left"/>
+            </w:pPr>
+            <w:r>
+              <w:rPr>
+                <w:b/>
+                <w:bCs/>
+              </w:rPr>
+              <w:t xml:space="preserve">Internet Banking</w:t>
+            </w:r>
+          </w:p>
+        </w:tc>
+        <w:tc>
+          <w:tcPr/>
+          <w:p>
+            <w:pPr>
+              <w:pStyle w:val="Compact"/>
+            </w:pPr>
+            <w:r>
+              <w:t xml:space="preserve">Fasilitas transaksi non tunai melalui laman website bank.</w:t>
+            </w:r>
+          </w:p>
+        </w:tc>
+      </w:tr>
+      <w:tr>
+        <w:tc>
+          <w:tcPr/>
+          <w:p>
+            <w:pPr>
+              <w:pStyle w:val="Compact"/>
+              <w:jc w:val="left"/>
+            </w:pPr>
+            <w:r>
+              <w:rPr>
+                <w:b/>
+                <w:bCs/>
+              </w:rPr>
+              <w:t xml:space="preserve">Uang Elektronik berbasis kartu/chip</w:t>
+            </w:r>
+          </w:p>
+        </w:tc>
+        <w:tc>
+          <w:tcPr/>
+          <w:p>
+            <w:pPr>
+              <w:pStyle w:val="Compact"/>
+            </w:pPr>
+            <w:r>
+              <w:t xml:space="preserve">Sistem pembayaran non tunai yang memiliki bentuk fisik berupa kartu dengan sebuah chip di dalamnya. Nilai nominal saldo uang yang tersedia tersimpan di dalam chip, sehingga apabila pengguna mengalami kehilangan kartu, maka saldo uang yang dimilikinya akan hilang juga.</w:t>
+            </w:r>
+            <w:r>
+              <w:rPr>
+                <w:b/>
+                <w:bCs/>
+              </w:rPr>
+              <w:t xml:space="preserve">Contoh:</w:t>
+            </w:r>
+            <w:r>
+              <w:t xml:space="preserve"> </w:t>
+            </w:r>
+            <w:r>
+              <w:t xml:space="preserve">e-Money, Flazz, BRIZZI, TapCash</w:t>
+            </w:r>
+            <w:r>
+              <w:t xml:space="preserve"> </w:t>
+            </w:r>
+            <w:r>
+              <w:drawing>
+                <wp:inline>
+                  <wp:extent cx="476250" cy="308777"/>
+                  <wp:effectExtent b="0" l="0" r="0" t="0"/>
+                  <wp:docPr descr="" title="" id="66" name="Picture"/>
+                  <a:graphic>
+                    <a:graphicData uri="http://schemas.openxmlformats.org/drawingml/2006/picture">
+                      <pic:pic>
+                        <pic:nvPicPr>
+                          <pic:cNvPr descr="img/e1.png" id="67" name="Picture"/>
+                          <pic:cNvPicPr>
+                            <a:picLocks noChangeArrowheads="1" noChangeAspect="1"/>
+                          </pic:cNvPicPr>
+                        </pic:nvPicPr>
+                        <pic:blipFill>
+                          <a:blip r:embed="rId65"/>
+                          <a:stretch>
+                            <a:fillRect/>
+                          </a:stretch>
+                        </pic:blipFill>
+                        <pic:spPr bwMode="auto">
+                          <a:xfrm>
+                            <a:off x="0" y="0"/>
+                            <a:ext cx="476250" cy="308777"/>
+                          </a:xfrm>
+                          <a:prstGeom prst="rect">
+                            <a:avLst/>
+                          </a:prstGeom>
+                          <a:noFill/>
+                          <a:ln w="9525">
+                            <a:noFill/>
+                            <a:headEnd/>
+                            <a:tailEnd/>
+                          </a:ln>
+                        </pic:spPr>
+                      </pic:pic>
+                    </a:graphicData>
+                  </a:graphic>
+                </wp:inline>
+              </w:drawing>
+            </w:r>
+            <w:r>
+              <w:t xml:space="preserve"> </w:t>
+            </w:r>
+            <w:r>
+              <w:drawing>
+                <wp:inline>
+                  <wp:extent cx="476250" cy="312208"/>
+                  <wp:effectExtent b="0" l="0" r="0" t="0"/>
+                  <wp:docPr descr="" title="" id="69" name="Picture"/>
+                  <a:graphic>
+                    <a:graphicData uri="http://schemas.openxmlformats.org/drawingml/2006/picture">
+                      <pic:pic>
+                        <pic:nvPicPr>
+                          <pic:cNvPr descr="img/e2.png" id="70" name="Picture"/>
+                          <pic:cNvPicPr>
+                            <a:picLocks noChangeArrowheads="1" noChangeAspect="1"/>
+                          </pic:cNvPicPr>
+                        </pic:nvPicPr>
+                        <pic:blipFill>
+                          <a:blip r:embed="rId68"/>
+                          <a:stretch>
+                            <a:fillRect/>
+                          </a:stretch>
+                        </pic:blipFill>
+                        <pic:spPr bwMode="auto">
+                          <a:xfrm>
+                            <a:off x="0" y="0"/>
+                            <a:ext cx="476250" cy="312208"/>
+                          </a:xfrm>
+                          <a:prstGeom prst="rect">
+                            <a:avLst/>
+                          </a:prstGeom>
+                          <a:noFill/>
+                          <a:ln w="9525">
+                            <a:noFill/>
+                            <a:headEnd/>
+                            <a:tailEnd/>
+                          </a:ln>
+                        </pic:spPr>
+                      </pic:pic>
+                    </a:graphicData>
+                  </a:graphic>
+                </wp:inline>
+              </w:drawing>
+            </w:r>
+          </w:p>
+        </w:tc>
+      </w:tr>
+      <w:tr>
+        <w:tc>
+          <w:tcPr/>
+          <w:p>
+            <w:pPr>
+              <w:pStyle w:val="Compact"/>
+              <w:jc w:val="left"/>
+            </w:pPr>
+            <w:r>
+              <w:rPr>
+                <w:b/>
+                <w:bCs/>
+              </w:rPr>
+              <w:t xml:space="preserve">Uang Elektronik berbasis server</w:t>
+            </w:r>
+          </w:p>
+        </w:tc>
+        <w:tc>
+          <w:tcPr/>
+          <w:p>
+            <w:pPr>
+              <w:pStyle w:val="Compact"/>
+            </w:pPr>
+            <w:r>
+              <w:t xml:space="preserve">Sistem pembayaran non tunai yang tidak berbentuk fisik melainkan berbentuk aplikasi. Saldo dalam uang elektronik ini dapat dilihat melalui aplikasi ponsel, dengan pencatatan kepemilikan yang tersimpan di server.</w:t>
+            </w:r>
+            <w:r>
+              <w:rPr>
+                <w:b/>
+                <w:bCs/>
+              </w:rPr>
+              <w:t xml:space="preserve">Contoh:</w:t>
+            </w:r>
+            <w:r>
+              <w:t xml:space="preserve"> </w:t>
+            </w:r>
+            <w:r>
+              <w:t xml:space="preserve">Dana, ShopeePay, LinkAja, OVO, Go-Pay</w:t>
+            </w:r>
+            <w:r>
+              <w:t xml:space="preserve"> </w:t>
+            </w:r>
+            <w:r>
+              <w:drawing>
+                <wp:inline>
+                  <wp:extent cx="952500" cy="229305"/>
+                  <wp:effectExtent b="0" l="0" r="0" t="0"/>
+                  <wp:docPr descr="" title="" id="72" name="Picture"/>
+                  <a:graphic>
+                    <a:graphicData uri="http://schemas.openxmlformats.org/drawingml/2006/picture">
+                      <pic:pic>
+                        <pic:nvPicPr>
+                          <pic:cNvPr descr="img/e3.png" id="73" name="Picture"/>
+                          <pic:cNvPicPr>
+                            <a:picLocks noChangeArrowheads="1" noChangeAspect="1"/>
+                          </pic:cNvPicPr>
+                        </pic:nvPicPr>
+                        <pic:blipFill>
+                          <a:blip r:embed="rId71"/>
+                          <a:stretch>
+                            <a:fillRect/>
+                          </a:stretch>
+                        </pic:blipFill>
+                        <pic:spPr bwMode="auto">
+                          <a:xfrm>
+                            <a:off x="0" y="0"/>
+                            <a:ext cx="952500" cy="229305"/>
+                          </a:xfrm>
+                          <a:prstGeom prst="rect">
+                            <a:avLst/>
+                          </a:prstGeom>
+                          <a:noFill/>
+                          <a:ln w="9525">
+                            <a:noFill/>
+                            <a:headEnd/>
+                            <a:tailEnd/>
+                          </a:ln>
+                        </pic:spPr>
+                      </pic:pic>
+                    </a:graphicData>
+                  </a:graphic>
+                </wp:inline>
+              </w:drawing>
+            </w:r>
+          </w:p>
+        </w:tc>
+      </w:tr>
+      <w:tr>
+        <w:tc>
+          <w:tcPr/>
+          <w:p>
+            <w:pPr>
+              <w:pStyle w:val="Compact"/>
+              <w:jc w:val="left"/>
+            </w:pPr>
+            <w:r>
+              <w:rPr>
+                <w:b/>
+                <w:bCs/>
+              </w:rPr>
+              <w:t xml:space="preserve">QRIS (</w:t>
+            </w:r>
+            <w:r>
+              <w:rPr>
+                <w:b/>
+                <w:bCs/>
+                <w:i/>
+                <w:iCs/>
+              </w:rPr>
+              <w:t xml:space="preserve">Quick Response Indonesia Standard</w:t>
+            </w:r>
+            <w:r>
+              <w:rPr>
+                <w:b/>
+                <w:bCs/>
+              </w:rPr>
+              <w:t xml:space="preserve">)</w:t>
+            </w:r>
+          </w:p>
+        </w:tc>
+        <w:tc>
+          <w:tcPr/>
+          <w:p>
+            <w:pPr>
+              <w:pStyle w:val="Compact"/>
+            </w:pPr>
+            <w:r>
+              <w:t xml:space="preserve">Serangkaian kode yang memuat data/informasi a.l. identitas pedagang/pengguna, nominal pembayaran, dan/atau mata uang yang dapat dibaca dengan alat tertentu dalam transaksi pembayaran.</w:t>
+            </w:r>
+            <w:r>
+              <w:t xml:space="preserve"> </w:t>
+            </w:r>
+            <w:r>
+              <w:drawing>
+                <wp:inline>
+                  <wp:extent cx="476250" cy="636783"/>
+                  <wp:effectExtent b="0" l="0" r="0" t="0"/>
+                  <wp:docPr descr="" title="" id="75" name="Picture"/>
+                  <a:graphic>
+                    <a:graphicData uri="http://schemas.openxmlformats.org/drawingml/2006/picture">
+                      <pic:pic>
+                        <pic:nvPicPr>
+                          <pic:cNvPr descr="img/qris.png" id="76" name="Picture"/>
+                          <pic:cNvPicPr>
+                            <a:picLocks noChangeArrowheads="1" noChangeAspect="1"/>
+                          </pic:cNvPicPr>
+                        </pic:nvPicPr>
+                        <pic:blipFill>
+                          <a:blip r:embed="rId74"/>
+                          <a:stretch>
+                            <a:fillRect/>
+                          </a:stretch>
+                        </pic:blipFill>
+                        <pic:spPr bwMode="auto">
+                          <a:xfrm>
+                            <a:off x="0" y="0"/>
+                            <a:ext cx="476250" cy="636783"/>
+                          </a:xfrm>
+                          <a:prstGeom prst="rect">
+                            <a:avLst/>
+                          </a:prstGeom>
+                          <a:noFill/>
+                          <a:ln w="9525">
+                            <a:noFill/>
+                            <a:headEnd/>
+                            <a:tailEnd/>
+                          </a:ln>
+                        </pic:spPr>
+                      </pic:pic>
+                    </a:graphicData>
+                  </a:graphic>
+                </wp:inline>
+              </w:drawing>
+            </w:r>
+          </w:p>
+        </w:tc>
+      </w:tr>
+      <w:tr>
+        <w:tc>
+          <w:tcPr/>
+          <w:p>
+            <w:pPr>
+              <w:pStyle w:val="Compact"/>
+              <w:jc w:val="left"/>
+            </w:pPr>
+            <w:r>
+              <w:rPr>
+                <w:b/>
+                <w:bCs/>
+              </w:rPr>
+              <w:t xml:space="preserve">Mekanisme KKS</w:t>
+            </w:r>
+          </w:p>
+        </w:tc>
+        <w:tc>
+          <w:tcPr/>
+          <w:p>
+            <w:pPr>
+              <w:pStyle w:val="Compact"/>
+            </w:pPr>
+            <w:r>
+              <w:t xml:space="preserve">Mekanisme penarikan bansos yang saat ini berlaku menggunakan Kartu Keluarga Sejahtera (KKS).</w:t>
+            </w:r>
+          </w:p>
+        </w:tc>
+      </w:tr>
+    </w:tbl>
+    <w:bookmarkEnd w:id="77"/>
+    <w:bookmarkEnd w:id="78"/>
+    <w:bookmarkStart w:id="97" w:name="X375a78d6da59737d459f9483a4161b1074ce6ef"/>
+    <w:p>
+      <w:pPr>
+        <w:pStyle w:val="Heading2"/>
+      </w:pPr>
+      <w:r>
+        <w:t xml:space="preserve">BLOK V. PEMAHAMAN DAN PENGALAMAN DALAM MELAKUKAN TRANSAKSI DIGITAL</w:t>
+      </w:r>
+    </w:p>
+    <w:bookmarkStart w:id="79" w:name="section-31"/>
+    <w:p>
+      <w:pPr>
+        <w:pStyle w:val="Heading3"/>
+      </w:pPr>
+      <w:r>
+        <w:t xml:space="preserve">506-507</w:t>
+      </w:r>
+    </w:p>
+    <w:p>
+      <w:pPr>
+        <w:pStyle w:val="FirstParagraph"/>
+      </w:pPr>
+      <w:r>
+        <w:t xml:space="preserve">Pertanyaan 506-507 ditanyakan secara horizontal/berurutan untuk setiap jenis fasilitas transaksi keuangan yang ada.</w:t>
+      </w:r>
+    </w:p>
+    <w:p>
+      <w:pPr>
+        <w:pStyle w:val="BodyText"/>
+      </w:pPr>
+      <w:r>
+        <w:t xml:space="preserve">Misal:</w:t>
+      </w:r>
+    </w:p>
+    <w:p>
+      <w:pPr>
+        <w:pStyle w:val="Compact"/>
+        <w:numPr>
+          <w:ilvl w:val="0"/>
+          <w:numId w:val="1013"/>
+        </w:numPr>
+      </w:pPr>
+      <w:r>
+        <w:t xml:space="preserve">Pertanyaan 506 ditanyakan untuk Teller di Kantor Bank, jika KPM menjawab</w:t>
+      </w:r>
+      <w:r>
+        <w:t xml:space="preserve"> </w:t>
+      </w:r>
+      <w:r>
+        <w:rPr>
+          <w:b/>
+          <w:bCs/>
+        </w:rPr>
+        <w:t xml:space="preserve">Ya</w:t>
+      </w:r>
+      <w:r>
+        <w:t xml:space="preserve"> </w:t>
+      </w:r>
+      <w:r>
+        <w:t xml:space="preserve">(ceklis), maka dilanjutkan ke pertanyaan 507. Kemudian dilanjutkan ke jenis fasilitas transaksi keuangan lainnya seperti ATM, Mesin EDC, dan seterusnya (baris selanjutnya).</w:t>
+      </w:r>
+    </w:p>
+    <w:p>
+      <w:pPr>
+        <w:pStyle w:val="Compact"/>
+        <w:numPr>
+          <w:ilvl w:val="0"/>
+          <w:numId w:val="1013"/>
+        </w:numPr>
+      </w:pPr>
+      <w:r>
+        <w:t xml:space="preserve">Jika KPM tidak mengetahui jenis fasilitas transaksi keuangan tersebut, maka pertanyaan 507 dibiarkan kosong. Kemudian dilanjutkan ke jenis fasilitas transaksi keuangan lainnya (baris selanjutnya).</w:t>
+      </w:r>
+    </w:p>
+    <w:bookmarkEnd w:id="79"/>
+    <w:bookmarkStart w:id="91" w:name="section-32"/>
+    <w:p>
+      <w:pPr>
+        <w:pStyle w:val="Heading3"/>
+      </w:pPr>
+      <w:r>
+        <w:t xml:space="preserve">508</w:t>
+      </w:r>
+    </w:p>
+    <w:p>
+      <w:pPr>
+        <w:pStyle w:val="FirstParagraph"/>
+      </w:pPr>
+      <w:r>
+        <w:t xml:space="preserve">Petanyaan 508 hanya ditanyakan kepada KPM yang menjawab</w:t>
+      </w:r>
+      <w:r>
+        <w:t xml:space="preserve"> </w:t>
+      </w:r>
+      <w:r>
+        <w:rPr>
+          <w:b/>
+          <w:bCs/>
+        </w:rPr>
+        <w:t xml:space="preserve">Ya</w:t>
+      </w:r>
+      <w:r>
+        <w:t xml:space="preserve"> </w:t>
+      </w:r>
+      <w:r>
+        <w:t xml:space="preserve">(ceklis) pada pertanyaan 507. Beri urutan 1, 2, dan 3 pada pilihan yang dipilih. Pastikan tidak lebih dari 3 pilihan yang diurutkan. Jika hanya 1 atau 2 pilihan yang dipilih, maka urutan 2 dan/atau 3 dibiarkan kosong.</w:t>
+      </w:r>
+    </w:p>
+    <w:p>
+      <w:pPr>
+        <w:pStyle w:val="BodyText"/>
+      </w:pPr>
+      <w:r>
+        <w:rPr>
+          <w:b/>
+          <w:bCs/>
+        </w:rPr>
+        <w:t xml:space="preserve">Daftar Istilah</w:t>
+      </w:r>
+    </w:p>
+    <w:tbl>
+      <w:tblPr>
+        <w:tblStyle w:val="Table"/>
+        <w:tblW w:type="pct" w:w="5000"/>
+        <w:tblLayout w:type="fixed"/>
+        <w:tblLook w:firstRow="1" w:lastRow="0" w:firstColumn="0" w:lastColumn="0" w:noHBand="0" w:noVBand="0" w:val="0020"/>
+      </w:tblPr>
+      <w:tblGrid>
+        <w:gridCol w:w="2376"/>
+        <w:gridCol w:w="5544"/>
+      </w:tblGrid>
+      <w:tr>
+        <w:trPr>
+          <w:tblHeader w:val="on"/>
+        </w:trPr>
+        <w:tc>
+          <w:tcPr/>
+          <w:p>
+            <w:pPr>
+              <w:pStyle w:val="Compact"/>
+              <w:jc w:val="left"/>
+            </w:pPr>
+            <w:r>
+              <w:rPr>
+                <w:b/>
+                <w:bCs/>
+              </w:rPr>
+              <w:t xml:space="preserve">Istilah</w:t>
+            </w:r>
+          </w:p>
+        </w:tc>
+        <w:tc>
+          <w:tcPr/>
+          <w:p>
+            <w:pPr>
+              <w:pStyle w:val="Compact"/>
+            </w:pPr>
+            <w:r>
+              <w:rPr>
+                <w:b/>
+                <w:bCs/>
+              </w:rPr>
+              <w:t xml:space="preserve">Definisi</w:t>
+            </w:r>
+          </w:p>
+        </w:tc>
+      </w:tr>
+      <w:tr>
+        <w:tc>
+          <w:tcPr/>
+          <w:p>
+            <w:pPr>
+              <w:pStyle w:val="Compact"/>
+              <w:jc w:val="left"/>
+            </w:pPr>
+            <w:r>
+              <w:rPr>
+                <w:b/>
+                <w:bCs/>
+              </w:rPr>
+              <w:t xml:space="preserve">Teller di Kantor Bank</w:t>
+            </w:r>
+          </w:p>
+        </w:tc>
+        <w:tc>
+          <w:tcPr/>
+          <w:p>
+            <w:pPr>
+              <w:pStyle w:val="Compact"/>
+            </w:pPr>
+            <w:r>
+              <w:t xml:space="preserve">Kegiatan melakukan transaksi keuangan melalui petugas teller di kantor cabang bank.</w:t>
             </w:r>
           </w:p>
         </w:tc>
@@ -2033,18 +3336,18 @@
                 <wp:inline>
                   <wp:extent cx="476250" cy="476250"/>
                   <wp:effectExtent b="0" l="0" r="0" t="0"/>
-                  <wp:docPr descr="" title="" id="56" name="Picture"/>
+                  <wp:docPr descr="" title="" id="81" name="Picture"/>
                   <a:graphic>
                     <a:graphicData uri="http://schemas.openxmlformats.org/drawingml/2006/picture">
                       <pic:pic>
                         <pic:nvPicPr>
-                          <pic:cNvPr descr="img/edc.png" id="57" name="Picture"/>
+                          <pic:cNvPr descr="img/edc.png" id="82" name="Picture"/>
                           <pic:cNvPicPr>
                             <a:picLocks noChangeArrowheads="1" noChangeAspect="1"/>
                           </pic:cNvPicPr>
                         </pic:nvPicPr>
                         <pic:blipFill>
-                          <a:blip r:embed="rId55"/>
+                          <a:blip r:embed="rId80"/>
                           <a:stretch>
                             <a:fillRect/>
                           </a:stretch>
@@ -2086,7 +3389,7 @@
                 <w:b/>
                 <w:bCs/>
               </w:rPr>
-              <w:t xml:space="preserve">Uang Elektronik berbasis kartu/chip</w:t>
+              <w:t xml:space="preserve">Uang elektronik berbasis kartu/chip</w:t>
             </w:r>
           </w:p>
         </w:tc>
@@ -2120,18 +3423,18 @@
                 <wp:inline>
                   <wp:extent cx="476250" cy="308777"/>
                   <wp:effectExtent b="0" l="0" r="0" t="0"/>
-                  <wp:docPr descr="" title="" id="59" name="Picture"/>
+                  <wp:docPr descr="" title="" id="83" name="Picture"/>
                   <a:graphic>
                     <a:graphicData uri="http://schemas.openxmlformats.org/drawingml/2006/picture">
                       <pic:pic>
                         <pic:nvPicPr>
-                          <pic:cNvPr descr="img/e1.png" id="60" name="Picture"/>
+                          <pic:cNvPr descr="img/e1.png" id="84" name="Picture"/>
                           <pic:cNvPicPr>
                             <a:picLocks noChangeArrowheads="1" noChangeAspect="1"/>
                           </pic:cNvPicPr>
                         </pic:nvPicPr>
                         <pic:blipFill>
-                          <a:blip r:embed="rId58"/>
+                          <a:blip r:embed="rId65"/>
                           <a:stretch>
                             <a:fillRect/>
                           </a:stretch>
@@ -2165,18 +3468,18 @@
                 <wp:inline>
                   <wp:extent cx="476250" cy="312208"/>
                   <wp:effectExtent b="0" l="0" r="0" t="0"/>
-                  <wp:docPr descr="" title="" id="62" name="Picture"/>
+                  <wp:docPr descr="" title="" id="85" name="Picture"/>
                   <a:graphic>
                     <a:graphicData uri="http://schemas.openxmlformats.org/drawingml/2006/picture">
                       <pic:pic>
                         <pic:nvPicPr>
-                          <pic:cNvPr descr="img/e2.png" id="63" name="Picture"/>
+                          <pic:cNvPr descr="img/e2.png" id="86" name="Picture"/>
                           <pic:cNvPicPr>
                             <a:picLocks noChangeArrowheads="1" noChangeAspect="1"/>
                           </pic:cNvPicPr>
                         </pic:nvPicPr>
                         <pic:blipFill>
-                          <a:blip r:embed="rId61"/>
+                          <a:blip r:embed="rId68"/>
                           <a:stretch>
                             <a:fillRect/>
                           </a:stretch>
@@ -2218,7 +3521,7 @@
                 <w:b/>
                 <w:bCs/>
               </w:rPr>
-              <w:t xml:space="preserve">Uang Elektronik berbasis server</w:t>
+              <w:t xml:space="preserve">Uang elektronik berbasis server</w:t>
             </w:r>
           </w:p>
         </w:tc>
@@ -2242,7 +3545,7 @@
               <w:t xml:space="preserve"> </w:t>
             </w:r>
             <w:r>
-              <w:t xml:space="preserve">LinkAja, OVO, Go-Pay, Dana</w:t>
+              <w:t xml:space="preserve">LinkAja, OVO, Go-Pay, Dana, ShopeePay</w:t>
             </w:r>
             <w:r>
               <w:t xml:space="preserve"> </w:t>
@@ -2252,18 +3555,18 @@
                 <wp:inline>
                   <wp:extent cx="952500" cy="229305"/>
                   <wp:effectExtent b="0" l="0" r="0" t="0"/>
-                  <wp:docPr descr="" title="" id="65" name="Picture"/>
+                  <wp:docPr descr="" title="" id="87" name="Picture"/>
                   <a:graphic>
                     <a:graphicData uri="http://schemas.openxmlformats.org/drawingml/2006/picture">
                       <pic:pic>
                         <pic:nvPicPr>
-                          <pic:cNvPr descr="img/e3.png" id="66" name="Picture"/>
+                          <pic:cNvPr descr="img/e3.png" id="88" name="Picture"/>
                           <pic:cNvPicPr>
                             <a:picLocks noChangeArrowheads="1" noChangeAspect="1"/>
                           </pic:cNvPicPr>
                         </pic:nvPicPr>
                         <pic:blipFill>
-                          <a:blip r:embed="rId64"/>
+                          <a:blip r:embed="rId71"/>
                           <a:stretch>
                             <a:fillRect/>
                           </a:stretch>
@@ -2458,18 +3761,18 @@
                 <wp:inline>
                   <wp:extent cx="476250" cy="636783"/>
                   <wp:effectExtent b="0" l="0" r="0" t="0"/>
-                  <wp:docPr descr="" title="" id="68" name="Picture"/>
+                  <wp:docPr descr="" title="" id="89" name="Picture"/>
                   <a:graphic>
                     <a:graphicData uri="http://schemas.openxmlformats.org/drawingml/2006/picture">
                       <pic:pic>
                         <pic:nvPicPr>
-                          <pic:cNvPr descr="img/qris.png" id="69" name="Picture"/>
+                          <pic:cNvPr descr="img/qris.png" id="90" name="Picture"/>
                           <pic:cNvPicPr>
                             <a:picLocks noChangeArrowheads="1" noChangeAspect="1"/>
                           </pic:cNvPicPr>
                         </pic:nvPicPr>
                         <pic:blipFill>
-                          <a:blip r:embed="rId67"/>
+                          <a:blip r:embed="rId74"/>
                           <a:stretch>
                             <a:fillRect/>
                           </a:stretch>
@@ -2499,14 +3802,14 @@
         </w:tc>
       </w:tr>
     </w:tbl>
-    <w:bookmarkEnd w:id="70"/>
-    <w:bookmarkStart w:id="71" w:name="section-17"/>
+    <w:bookmarkEnd w:id="91"/>
+    <w:bookmarkStart w:id="92" w:name="section-33"/>
     <w:p>
       <w:pPr>
         <w:pStyle w:val="Heading3"/>
       </w:pPr>
       <w:r>
-        <w:t xml:space="preserve">609-611</w:t>
+        <w:t xml:space="preserve">509-511</w:t>
       </w:r>
     </w:p>
     <w:p>
@@ -2514,167 +3817,876 @@
         <w:pStyle w:val="FirstParagraph"/>
       </w:pPr>
       <w:r>
-        <w:t xml:space="preserve">Pertanyaan 610 hanya diisi jika pertanyaan 609 terisi. Pertanyaan 611 hanya diisi jika pertanyaan 610 terisi.</w:t>
-      </w:r>
-    </w:p>
-    <w:bookmarkEnd w:id="71"/>
-    <w:bookmarkStart w:id="72" w:name="section-18"/>
-    <w:p>
-      <w:pPr>
-        <w:pStyle w:val="Heading3"/>
-      </w:pPr>
-      <w:r>
-        <w:t xml:space="preserve">619</w:t>
-      </w:r>
-    </w:p>
-    <w:p>
-      <w:pPr>
-        <w:pStyle w:val="FirstParagraph"/>
-      </w:pPr>
-      <w:r>
-        <w:t xml:space="preserve">Jika tidak mengetahui biayanya, maka enumerator menuliskan</w:t>
-      </w:r>
-      <w:r>
-        <w:t xml:space="preserve"> </w:t>
-      </w:r>
-      <w:r>
-        <w:t xml:space="preserve">“-”</w:t>
-      </w:r>
-    </w:p>
-    <w:bookmarkEnd w:id="72"/>
-    <w:bookmarkStart w:id="73" w:name="section-19"/>
-    <w:p>
-      <w:pPr>
-        <w:pStyle w:val="Heading3"/>
-      </w:pPr>
-      <w:r>
-        <w:t xml:space="preserve">620</w:t>
-      </w:r>
-    </w:p>
-    <w:p>
-      <w:pPr>
-        <w:pStyle w:val="FirstParagraph"/>
-      </w:pPr>
-      <w:r>
-        <w:t xml:space="preserve">Enumerator, mohon periksa jawaban pada pertanyaan 606 agar konsisten.</w:t>
-      </w:r>
-    </w:p>
-    <w:bookmarkEnd w:id="73"/>
-    <w:bookmarkEnd w:id="74"/>
-    <w:bookmarkStart w:id="76" w:name="X9cdf2e477f6bfde5ba1a1d5295eaa0749142ef7"/>
-    <w:p>
-      <w:pPr>
-        <w:pStyle w:val="Heading2"/>
-      </w:pPr>
-      <w:r>
-        <w:t xml:space="preserve">BLOK VII. KEPEMILIKAN HANDPHONE DAN KUALITAS SINYAL</w:t>
-      </w:r>
-    </w:p>
-    <w:bookmarkStart w:id="75" w:name="section-20"/>
-    <w:p>
-      <w:pPr>
-        <w:pStyle w:val="Heading3"/>
-      </w:pPr>
-      <w:r>
-        <w:t xml:space="preserve">715</w:t>
-      </w:r>
-    </w:p>
-    <w:p>
-      <w:pPr>
-        <w:pStyle w:val="FirstParagraph"/>
-      </w:pPr>
-      <w:r>
-        <w:t xml:space="preserve">Pilihan nomor 3, yaitu</w:t>
-      </w:r>
-      <w:r>
-        <w:t xml:space="preserve"> </w:t>
-      </w:r>
-      <w:r>
-        <w:t xml:space="preserve">“Mencari informasi”</w:t>
-      </w:r>
-      <w:r>
-        <w:t xml:space="preserve">, dapat dipilih apabila responden melakukan kegiatan aktivitas pencarian informasi atau pengetahuan yang dapat bersumber dari kegiatan browsing (menggunakan search engine google), grup media sosial (grup WhatsApp), video edukatif (Youtube, Facebook, TikTok), dsb.</w:t>
-      </w:r>
-    </w:p>
-    <w:bookmarkEnd w:id="75"/>
-    <w:bookmarkEnd w:id="76"/>
-    <w:bookmarkStart w:id="78" w:name="X1f16f569c0efc61e14c25f0f19961facb6bc093"/>
-    <w:p>
-      <w:pPr>
-        <w:pStyle w:val="Heading2"/>
-      </w:pPr>
-      <w:r>
-        <w:t xml:space="preserve">BLOK VIII. PERSEPSI TERHADAP BANSOS NON TUNAI</w:t>
-      </w:r>
-    </w:p>
-    <w:bookmarkStart w:id="77" w:name="section-21"/>
-    <w:p>
-      <w:pPr>
-        <w:pStyle w:val="Heading3"/>
-      </w:pPr>
-      <w:r>
-        <w:t xml:space="preserve">801</w:t>
-      </w:r>
-    </w:p>
-    <w:p>
-      <w:pPr>
+        <w:t xml:space="preserve">Pertanyaan 509-511 ditanyakan secara horizontal/berurutan untuk setiap jenis kegiatan transaksi keuangan yang ada.</w:t>
+      </w:r>
+    </w:p>
+    <w:p>
+      <w:pPr>
+        <w:pStyle w:val="BodyText"/>
+      </w:pPr>
+      <w:r>
+        <w:t xml:space="preserve">Misal:</w:t>
+      </w:r>
+    </w:p>
+    <w:p>
+      <w:pPr>
+        <w:pStyle w:val="Compact"/>
         <w:numPr>
           <w:ilvl w:val="0"/>
-          <w:numId w:val="1006"/>
+          <w:numId w:val="1014"/>
         </w:numPr>
       </w:pPr>
       <w:r>
-        <w:t xml:space="preserve">Enumerator dapat menyederhanakan kalimat pernyataan-pernyataan yang ada dengan bahasa sendiri agar responden dapat lebih mudah memahami maksud pernyataan yang ditanyakan.</w:t>
-      </w:r>
-    </w:p>
-    <w:p>
-      <w:pPr>
+        <w:t xml:space="preserve">Pertanyaan 509 ditanyakan untuk kegiatan transaksi keuangan A (Tarik atau setor tunai), jika KPM menjawab</w:t>
+      </w:r>
+      <w:r>
+        <w:t xml:space="preserve"> </w:t>
+      </w:r>
+      <w:r>
+        <w:rPr>
+          <w:b/>
+          <w:bCs/>
+        </w:rPr>
+        <w:t xml:space="preserve">Ya</w:t>
+      </w:r>
+      <w:r>
+        <w:t xml:space="preserve"> </w:t>
+      </w:r>
+      <w:r>
+        <w:t xml:space="preserve">(ceklis), maka dilanjutkan ke pertanyaan 510. Kemudian jika KPM menjawab</w:t>
+      </w:r>
+      <w:r>
+        <w:t xml:space="preserve"> </w:t>
+      </w:r>
+      <w:r>
+        <w:rPr>
+          <w:b/>
+          <w:bCs/>
+        </w:rPr>
+        <w:t xml:space="preserve">Ya</w:t>
+      </w:r>
+      <w:r>
+        <w:t xml:space="preserve"> </w:t>
+      </w:r>
+      <w:r>
+        <w:t xml:space="preserve">(ceklis) pada pertanyaan 510, maka dilanjutkan ke pertanyaan 511. Setelah itu dilanjutkan ke jenis kegiatan transaksi keuangan lainnya seperti Transfer dana/uang, Pembayaran tagihan, dan seterusnya (baris selanjutnya).</w:t>
+      </w:r>
+    </w:p>
+    <w:p>
+      <w:pPr>
+        <w:pStyle w:val="Compact"/>
         <w:numPr>
           <w:ilvl w:val="0"/>
-          <w:numId w:val="1006"/>
+          <w:numId w:val="1014"/>
         </w:numPr>
       </w:pPr>
       <w:r>
-        <w:t xml:space="preserve">Pada poin 1 makna istilah</w:t>
-      </w:r>
-      <w:r>
-        <w:t xml:space="preserve"> </w:t>
-      </w:r>
-      <w:r>
-        <w:t xml:space="preserve">‘cepat’</w:t>
-      </w:r>
-      <w:r>
-        <w:t xml:space="preserve"> </w:t>
-      </w:r>
-      <w:r>
-        <w:t xml:space="preserve">adalah dana bansos non tunai yang sudah masuk ke rekening KPM dapat dengan segera ditarik/dimanfaatkan oleh KPM.</w:t>
-      </w:r>
-    </w:p>
-    <w:p>
-      <w:pPr>
+        <w:t xml:space="preserve">Jika KPM tidak pernah melakukan kegiatan transaksi keuangan tersebut, maka pertanyaan 510-511 dibiarkan kosong. Kemudian dilanjutkan ke jenis kegiatan transaksi keuangan lainnya (baris selanjutnya).</w:t>
+      </w:r>
+    </w:p>
+    <w:bookmarkEnd w:id="92"/>
+    <w:bookmarkStart w:id="93" w:name="section-34"/>
+    <w:p>
+      <w:pPr>
+        <w:pStyle w:val="Heading3"/>
+      </w:pPr>
+      <w:r>
+        <w:t xml:space="preserve">512-514</w:t>
+      </w:r>
+    </w:p>
+    <w:p>
+      <w:pPr>
+        <w:pStyle w:val="FirstParagraph"/>
+      </w:pPr>
+      <w:r>
+        <w:t xml:space="preserve">Pertanyaan 512-514 hanya ditanyakan jika responden pernah mengalami masalah dalam melakukan transaksi keuangan (terdapat opsi yang diceklis pada pertanyaan 510), lainnya lanjut ke pertanyaan 516.</w:t>
+      </w:r>
+    </w:p>
+    <w:bookmarkEnd w:id="93"/>
+    <w:bookmarkStart w:id="94" w:name="section-35"/>
+    <w:p>
+      <w:pPr>
+        <w:pStyle w:val="Heading3"/>
+      </w:pPr>
+      <w:r>
+        <w:t xml:space="preserve">514</w:t>
+      </w:r>
+    </w:p>
+    <w:p>
+      <w:pPr>
+        <w:pStyle w:val="FirstParagraph"/>
+      </w:pPr>
+      <w:r>
+        <w:t xml:space="preserve">Apabila responden KPM pernah mengalami beberapa masalah dengan sebagian masalah berhasil diselesaikan dan sebagian lainnya masih dalam proses, maka pilihan 1 (Ya, selesai) dapat dipilih</w:t>
+      </w:r>
+    </w:p>
+    <w:bookmarkEnd w:id="94"/>
+    <w:bookmarkStart w:id="95" w:name="section-36"/>
+    <w:p>
+      <w:pPr>
+        <w:pStyle w:val="Heading3"/>
+      </w:pPr>
+      <w:r>
+        <w:t xml:space="preserve">515</w:t>
+      </w:r>
+    </w:p>
+    <w:p>
+      <w:pPr>
+        <w:pStyle w:val="FirstParagraph"/>
+      </w:pPr>
+      <w:r>
+        <w:t xml:space="preserve">Misal: 7 hari, diisi [0][0][7]</w:t>
+      </w:r>
+    </w:p>
+    <w:bookmarkEnd w:id="95"/>
+    <w:bookmarkStart w:id="96" w:name="section-37"/>
+    <w:p>
+      <w:pPr>
+        <w:pStyle w:val="Heading3"/>
+      </w:pPr>
+      <w:r>
+        <w:t xml:space="preserve">518-520</w:t>
+      </w:r>
+    </w:p>
+    <w:p>
+      <w:pPr>
+        <w:pStyle w:val="FirstParagraph"/>
+      </w:pPr>
+      <w:r>
+        <w:t xml:space="preserve">Pertanyaan 518-520 ditanyakan secara horizontal/berurutan untuk setiap jenis kegiatan transaksi keuangan yang ada.</w:t>
+      </w:r>
+    </w:p>
+    <w:p>
+      <w:pPr>
+        <w:pStyle w:val="BodyText"/>
+      </w:pPr>
+      <w:r>
+        <w:t xml:space="preserve">Misal:</w:t>
+      </w:r>
+    </w:p>
+    <w:p>
+      <w:pPr>
+        <w:pStyle w:val="Compact"/>
         <w:numPr>
           <w:ilvl w:val="0"/>
-          <w:numId w:val="1006"/>
+          <w:numId w:val="1015"/>
         </w:numPr>
       </w:pPr>
       <w:r>
-        <w:t xml:space="preserve">Istilah</w:t>
+        <w:t xml:space="preserve">Pertanyaan 518 ditanyakan untuk kegiatan transaksi keuangan A (Tarik tunai dari mesin ATM berbeda), jika KPM menjawab</w:t>
       </w:r>
       <w:r>
         <w:t xml:space="preserve"> </w:t>
       </w:r>
       <w:r>
-        <w:t xml:space="preserve">‘dimanapun’</w:t>
+        <w:rPr>
+          <w:b/>
+          <w:bCs/>
+        </w:rPr>
+        <w:t xml:space="preserve">Ya</w:t>
       </w:r>
       <w:r>
         <w:t xml:space="preserve"> </w:t>
       </w:r>
       <w:r>
-        <w:t xml:space="preserve">untuk poin 2 dan 5 dimaksudkan untuk tempat penarikan bansos non tunai, yaitu Agen Bank/ATM/KC Bank.</w:t>
-      </w:r>
-    </w:p>
-    <w:bookmarkEnd w:id="77"/>
-    <w:bookmarkEnd w:id="78"/>
+        <w:t xml:space="preserve">(ceklis), maka dilanjutkan ke pertanyaan 519. Kemudian jika KPM menjawab</w:t>
+      </w:r>
+      <w:r>
+        <w:t xml:space="preserve"> </w:t>
+      </w:r>
+      <w:r>
+        <w:rPr>
+          <w:b/>
+          <w:bCs/>
+        </w:rPr>
+        <w:t xml:space="preserve">Ya</w:t>
+      </w:r>
+      <w:r>
+        <w:t xml:space="preserve"> </w:t>
+      </w:r>
+      <w:r>
+        <w:t xml:space="preserve">(ceklis) pada pertanyaan 519, maka dilanjutkan ke pertanyaan 520. Setelah itu dilanjutkan ke jenis kegiatan transaksi keuangan lainnya (baris selanjutnya).</w:t>
+      </w:r>
+    </w:p>
+    <w:p>
+      <w:pPr>
+        <w:pStyle w:val="Compact"/>
+        <w:numPr>
+          <w:ilvl w:val="0"/>
+          <w:numId w:val="1015"/>
+        </w:numPr>
+      </w:pPr>
+      <w:r>
+        <w:t xml:space="preserve">Jika KPM tidak mengetahui adanya biaya dari kegiatan transaksi keuangan tersebut, maka pertanyaan 519-520 dibiarkan kosong. Kemudian dilanjutkan ke jenis kegiatan transaksi keuangan lainnya (baris selanjutnya).</w:t>
+      </w:r>
+    </w:p>
+    <w:bookmarkEnd w:id="96"/>
+    <w:bookmarkEnd w:id="97"/>
+    <w:bookmarkStart w:id="113" w:name="X60f154d1d45c67ed137b47fd7a0751557f6b437"/>
+    <w:p>
+      <w:pPr>
+        <w:pStyle w:val="Heading2"/>
+      </w:pPr>
+      <w:r>
+        <w:t xml:space="preserve">BLOK VI. KEPEMILIKAN HANDPHONE DAN KUALITAS SINYAL</w:t>
+      </w:r>
+    </w:p>
+    <w:bookmarkStart w:id="98" w:name="section-38"/>
+    <w:p>
+      <w:pPr>
+        <w:pStyle w:val="Heading3"/>
+      </w:pPr>
+      <w:r>
+        <w:t xml:space="preserve">607</w:t>
+      </w:r>
+    </w:p>
+    <w:p>
+      <w:pPr>
+        <w:pStyle w:val="FirstParagraph"/>
+      </w:pPr>
+      <w:r>
+        <w:rPr>
+          <w:b/>
+          <w:bCs/>
+        </w:rPr>
+        <w:t xml:space="preserve">Daftar Istilah</w:t>
+      </w:r>
+    </w:p>
+    <w:tbl>
+      <w:tblPr>
+        <w:tblStyle w:val="Table"/>
+        <w:tblW w:type="pct" w:w="5000"/>
+        <w:tblLayout w:type="fixed"/>
+        <w:tblLook w:firstRow="1" w:lastRow="0" w:firstColumn="0" w:lastColumn="0" w:noHBand="0" w:noVBand="0" w:val="0020"/>
+      </w:tblPr>
+      <w:tblGrid>
+        <w:gridCol w:w="2154"/>
+        <w:gridCol w:w="5765"/>
+      </w:tblGrid>
+      <w:tr>
+        <w:trPr>
+          <w:tblHeader w:val="on"/>
+        </w:trPr>
+        <w:tc>
+          <w:tcPr/>
+          <w:p>
+            <w:pPr>
+              <w:pStyle w:val="Compact"/>
+            </w:pPr>
+            <w:r>
+              <w:rPr>
+                <w:b/>
+                <w:bCs/>
+              </w:rPr>
+              <w:t xml:space="preserve">Istilah</w:t>
+            </w:r>
+          </w:p>
+        </w:tc>
+        <w:tc>
+          <w:tcPr/>
+          <w:p>
+            <w:pPr>
+              <w:pStyle w:val="Compact"/>
+            </w:pPr>
+            <w:r>
+              <w:rPr>
+                <w:b/>
+                <w:bCs/>
+              </w:rPr>
+              <w:t xml:space="preserve">Definisi</w:t>
+            </w:r>
+          </w:p>
+        </w:tc>
+      </w:tr>
+      <w:tr>
+        <w:tc>
+          <w:tcPr/>
+          <w:p>
+            <w:pPr>
+              <w:pStyle w:val="Compact"/>
+            </w:pPr>
+            <w:r>
+              <w:rPr>
+                <w:b/>
+                <w:bCs/>
+              </w:rPr>
+              <w:t xml:space="preserve">Internet seluler (paket data HP)</w:t>
+            </w:r>
+          </w:p>
+        </w:tc>
+        <w:tc>
+          <w:tcPr/>
+          <w:p>
+            <w:pPr>
+              <w:pStyle w:val="Compact"/>
+            </w:pPr>
+            <w:r>
+              <w:t xml:space="preserve">Akses internet yang diperoleh melalui paket data pada jaringan seluler menggunakan HP/smartphone.</w:t>
+            </w:r>
+          </w:p>
+        </w:tc>
+      </w:tr>
+      <w:tr>
+        <w:tc>
+          <w:tcPr/>
+          <w:p>
+            <w:pPr>
+              <w:pStyle w:val="Compact"/>
+            </w:pPr>
+            <w:r>
+              <w:rPr>
+                <w:b/>
+                <w:bCs/>
+              </w:rPr>
+              <w:t xml:space="preserve">Internet fiber optik/kabel</w:t>
+            </w:r>
+          </w:p>
+        </w:tc>
+        <w:tc>
+          <w:tcPr/>
+          <w:p>
+            <w:pPr>
+              <w:pStyle w:val="Compact"/>
+            </w:pPr>
+            <w:r>
+              <w:t xml:space="preserve">Akses internet yang menggunakan kabel fiber optik untuk kecepatan dan stabilitas tinggi. Misalnya, Indihome, Biznet, First Media.</w:t>
+            </w:r>
+          </w:p>
+        </w:tc>
+      </w:tr>
+      <w:tr>
+        <w:tc>
+          <w:tcPr/>
+          <w:p>
+            <w:pPr>
+              <w:pStyle w:val="Compact"/>
+            </w:pPr>
+            <w:r>
+              <w:rPr>
+                <w:b/>
+                <w:bCs/>
+              </w:rPr>
+              <w:t xml:space="preserve">Internet satelit / VSAT</w:t>
+            </w:r>
+          </w:p>
+        </w:tc>
+        <w:tc>
+          <w:tcPr/>
+          <w:p>
+            <w:pPr>
+              <w:pStyle w:val="Compact"/>
+            </w:pPr>
+            <w:r>
+              <w:t xml:space="preserve">Akses internet yang menggunakan jaringan satelit, biasanya untuk daerah terpencil atau khusus. Misalnya Starlink.</w:t>
+            </w:r>
+          </w:p>
+        </w:tc>
+      </w:tr>
+      <w:tr>
+        <w:tc>
+          <w:tcPr/>
+          <w:p>
+            <w:pPr>
+              <w:pStyle w:val="Compact"/>
+            </w:pPr>
+            <w:r>
+              <w:rPr>
+                <w:b/>
+                <w:bCs/>
+              </w:rPr>
+              <w:t xml:space="preserve">Internet Wi-Fi publik/desa atau Wi-Fi gratis lainnya</w:t>
+            </w:r>
+          </w:p>
+        </w:tc>
+        <w:tc>
+          <w:tcPr/>
+          <w:p>
+            <w:pPr>
+              <w:pStyle w:val="Compact"/>
+            </w:pPr>
+            <w:r>
+              <w:t xml:space="preserve">Akses internet melalui jaringan WiFi yang disediakan secara umum di area publik/desa atau yang tersedia secara gratis di sekitar wilayah Agen Bank yang disediakan oleh lembaga atau pihak tertentu.</w:t>
+            </w:r>
+          </w:p>
+        </w:tc>
+      </w:tr>
+    </w:tbl>
+    <w:bookmarkEnd w:id="98"/>
+    <w:bookmarkStart w:id="111" w:name="section-39"/>
+    <w:p>
+      <w:pPr>
+        <w:pStyle w:val="Heading3"/>
+      </w:pPr>
+      <w:r>
+        <w:t xml:space="preserve">609-611</w:t>
+      </w:r>
+    </w:p>
+    <w:p>
+      <w:pPr>
+        <w:pStyle w:val="FirstParagraph"/>
+      </w:pPr>
+      <w:r>
+        <w:t xml:space="preserve">Pertanyaan 609-611 ditanyakan secara horizontal/berurutan. Jika pada pertanyaan 609 jawabannya</w:t>
+      </w:r>
+      <w:r>
+        <w:t xml:space="preserve"> </w:t>
+      </w:r>
+      <w:r>
+        <w:t xml:space="preserve">“Ya”</w:t>
+      </w:r>
+      <w:r>
+        <w:t xml:space="preserve">, maka lanjutkan ke pertanyaan 610. Pada pertanyaan 510, jika pilihan terceklis maka lanjutkan ke pertanyaan 515. Pilihan yang memiliki kolom dengan kotak hitam (■) tidak perlu ditanyakan kepada responden.</w:t>
+      </w:r>
+    </w:p>
+    <w:p>
+      <w:pPr>
+        <w:pStyle w:val="BodyText"/>
+      </w:pPr>
+      <w:r>
+        <w:rPr>
+          <w:b/>
+          <w:bCs/>
+        </w:rPr>
+        <w:t xml:space="preserve">Daftar Istilah</w:t>
+      </w:r>
+    </w:p>
+    <w:tbl>
+      <w:tblPr>
+        <w:tblStyle w:val="Table"/>
+        <w:tblW w:type="pct" w:w="5000"/>
+        <w:tblLayout w:type="fixed"/>
+        <w:tblLook w:firstRow="1" w:lastRow="0" w:firstColumn="0" w:lastColumn="0" w:noHBand="0" w:noVBand="0" w:val="0020"/>
+      </w:tblPr>
+      <w:tblGrid>
+        <w:gridCol w:w="2376"/>
+        <w:gridCol w:w="3168"/>
+        <w:gridCol w:w="2376"/>
+      </w:tblGrid>
+      <w:tr>
+        <w:trPr>
+          <w:tblHeader w:val="on"/>
+        </w:trPr>
+        <w:tc>
+          <w:tcPr/>
+          <w:p>
+            <w:pPr>
+              <w:pStyle w:val="Compact"/>
+            </w:pPr>
+            <w:r>
+              <w:rPr>
+                <w:b/>
+                <w:bCs/>
+              </w:rPr>
+              <w:t xml:space="preserve">Istilah</w:t>
+            </w:r>
+          </w:p>
+        </w:tc>
+        <w:tc>
+          <w:tcPr/>
+          <w:p>
+            <w:pPr>
+              <w:pStyle w:val="Compact"/>
+            </w:pPr>
+            <w:r>
+              <w:rPr>
+                <w:b/>
+                <w:bCs/>
+              </w:rPr>
+              <w:t xml:space="preserve">Definisi</w:t>
+            </w:r>
+          </w:p>
+        </w:tc>
+        <w:tc>
+          <w:tcPr/>
+          <w:p>
+            <w:pPr>
+              <w:pStyle w:val="Compact"/>
+              <w:jc w:val="left"/>
+            </w:pPr>
+            <w:r>
+              <w:rPr>
+                <w:b/>
+                <w:bCs/>
+              </w:rPr>
+              <w:t xml:space="preserve">Ilustrasi</w:t>
+            </w:r>
+          </w:p>
+        </w:tc>
+      </w:tr>
+      <w:tr>
+        <w:tc>
+          <w:tcPr/>
+          <w:p>
+            <w:pPr>
+              <w:pStyle w:val="Compact"/>
+            </w:pPr>
+            <w:r>
+              <w:rPr>
+                <w:b/>
+                <w:bCs/>
+              </w:rPr>
+              <w:t xml:space="preserve">Scan QR (QRIS)</w:t>
+            </w:r>
+          </w:p>
+        </w:tc>
+        <w:tc>
+          <w:tcPr/>
+          <w:p>
+            <w:pPr>
+              <w:pStyle w:val="Compact"/>
+            </w:pPr>
+            <w:r>
+              <w:t xml:space="preserve">Serangkaian kode yang memuat data/informasi a.l. identitas pedagang/pengguna, nominal pembayaran, dan/atau mata uang yang dapat dibaca dengan alat tertentu dalam transaksi pembayaran. Kode QR dapat dipindai menggunakan kamera smartphone untuk melakukan transaksi pembayaran non tunai.</w:t>
+            </w:r>
+          </w:p>
+        </w:tc>
+        <w:tc>
+          <w:tcPr/>
+          <w:p>
+            <w:pPr>
+              <w:pStyle w:val="Compact"/>
+              <w:jc w:val="left"/>
+            </w:pPr>
+            <w:r>
+              <w:drawing>
+                <wp:inline>
+                  <wp:extent cx="1905000" cy="1283368"/>
+                  <wp:effectExtent b="0" l="0" r="0" t="0"/>
+                  <wp:docPr descr="" title="" id="100" name="Picture"/>
+                  <a:graphic>
+                    <a:graphicData uri="http://schemas.openxmlformats.org/drawingml/2006/picture">
+                      <pic:pic>
+                        <pic:nvPicPr>
+                          <pic:cNvPr descr="img/qris_statis.png" id="101" name="Picture"/>
+                          <pic:cNvPicPr>
+                            <a:picLocks noChangeArrowheads="1" noChangeAspect="1"/>
+                          </pic:cNvPicPr>
+                        </pic:nvPicPr>
+                        <pic:blipFill>
+                          <a:blip r:embed="rId99"/>
+                          <a:stretch>
+                            <a:fillRect/>
+                          </a:stretch>
+                        </pic:blipFill>
+                        <pic:spPr bwMode="auto">
+                          <a:xfrm>
+                            <a:off x="0" y="0"/>
+                            <a:ext cx="1905000" cy="1283368"/>
+                          </a:xfrm>
+                          <a:prstGeom prst="rect">
+                            <a:avLst/>
+                          </a:prstGeom>
+                          <a:noFill/>
+                          <a:ln w="9525">
+                            <a:noFill/>
+                            <a:headEnd/>
+                            <a:tailEnd/>
+                          </a:ln>
+                        </pic:spPr>
+                      </pic:pic>
+                    </a:graphicData>
+                  </a:graphic>
+                </wp:inline>
+              </w:drawing>
+            </w:r>
+          </w:p>
+        </w:tc>
+      </w:tr>
+      <w:tr>
+        <w:tc>
+          <w:tcPr/>
+          <w:p>
+            <w:pPr>
+              <w:pStyle w:val="Compact"/>
+            </w:pPr>
+            <w:r>
+              <w:rPr>
+                <w:b/>
+                <w:bCs/>
+              </w:rPr>
+              <w:t xml:space="preserve">Pengenal sidik jari</w:t>
+            </w:r>
+          </w:p>
+        </w:tc>
+        <w:tc>
+          <w:tcPr/>
+          <w:p>
+            <w:pPr>
+              <w:pStyle w:val="Compact"/>
+            </w:pPr>
+            <w:r>
+              <w:t xml:space="preserve">Teknologi autentikasi biometrik yang menggunakan pola sidik jari unik seseorang untuk mengidentifikasi dan memverifikasi identitas pengguna dalam transaksi atau akses sistem.</w:t>
+            </w:r>
+          </w:p>
+        </w:tc>
+        <w:tc>
+          <w:tcPr/>
+          <w:p>
+            <w:pPr>
+              <w:pStyle w:val="Compact"/>
+              <w:jc w:val="left"/>
+            </w:pPr>
+            <w:r>
+              <w:drawing>
+                <wp:inline>
+                  <wp:extent cx="1905000" cy="1416752"/>
+                  <wp:effectExtent b="0" l="0" r="0" t="0"/>
+                  <wp:docPr descr="" title="" id="103" name="Picture"/>
+                  <a:graphic>
+                    <a:graphicData uri="http://schemas.openxmlformats.org/drawingml/2006/picture">
+                      <pic:pic>
+                        <pic:nvPicPr>
+                          <pic:cNvPr descr="img/finger.png" id="104" name="Picture"/>
+                          <pic:cNvPicPr>
+                            <a:picLocks noChangeArrowheads="1" noChangeAspect="1"/>
+                          </pic:cNvPicPr>
+                        </pic:nvPicPr>
+                        <pic:blipFill>
+                          <a:blip r:embed="rId102"/>
+                          <a:stretch>
+                            <a:fillRect/>
+                          </a:stretch>
+                        </pic:blipFill>
+                        <pic:spPr bwMode="auto">
+                          <a:xfrm>
+                            <a:off x="0" y="0"/>
+                            <a:ext cx="1905000" cy="1416752"/>
+                          </a:xfrm>
+                          <a:prstGeom prst="rect">
+                            <a:avLst/>
+                          </a:prstGeom>
+                          <a:noFill/>
+                          <a:ln w="9525">
+                            <a:noFill/>
+                            <a:headEnd/>
+                            <a:tailEnd/>
+                          </a:ln>
+                        </pic:spPr>
+                      </pic:pic>
+                    </a:graphicData>
+                  </a:graphic>
+                </wp:inline>
+              </w:drawing>
+            </w:r>
+          </w:p>
+        </w:tc>
+      </w:tr>
+      <w:tr>
+        <w:tc>
+          <w:tcPr/>
+          <w:p>
+            <w:pPr>
+              <w:pStyle w:val="Compact"/>
+            </w:pPr>
+            <w:r>
+              <w:rPr>
+                <w:b/>
+                <w:bCs/>
+              </w:rPr>
+              <w:t xml:space="preserve">Pengenal wajah</w:t>
+            </w:r>
+          </w:p>
+        </w:tc>
+        <w:tc>
+          <w:tcPr/>
+          <w:p>
+            <w:pPr>
+              <w:pStyle w:val="Compact"/>
+            </w:pPr>
+            <w:r>
+              <w:t xml:space="preserve">Teknologi autentikasi biometrik yang menggunakan algoritma pengenalan wajah untuk mengidentifikasi dan memverifikasi identitas seseorang berdasarkan fitur wajah yang unik.</w:t>
+            </w:r>
+          </w:p>
+        </w:tc>
+        <w:tc>
+          <w:tcPr/>
+          <w:p>
+            <w:pPr>
+              <w:pStyle w:val="Compact"/>
+              <w:jc w:val="left"/>
+            </w:pPr>
+            <w:r>
+              <w:drawing>
+                <wp:inline>
+                  <wp:extent cx="1905000" cy="1058333"/>
+                  <wp:effectExtent b="0" l="0" r="0" t="0"/>
+                  <wp:docPr descr="" title="" id="106" name="Picture"/>
+                  <a:graphic>
+                    <a:graphicData uri="http://schemas.openxmlformats.org/drawingml/2006/picture">
+                      <pic:pic>
+                        <pic:nvPicPr>
+                          <pic:cNvPr descr="img/face.jpeg" id="107" name="Picture"/>
+                          <pic:cNvPicPr>
+                            <a:picLocks noChangeArrowheads="1" noChangeAspect="1"/>
+                          </pic:cNvPicPr>
+                        </pic:nvPicPr>
+                        <pic:blipFill>
+                          <a:blip r:embed="rId105"/>
+                          <a:stretch>
+                            <a:fillRect/>
+                          </a:stretch>
+                        </pic:blipFill>
+                        <pic:spPr bwMode="auto">
+                          <a:xfrm>
+                            <a:off x="0" y="0"/>
+                            <a:ext cx="1905000" cy="1058333"/>
+                          </a:xfrm>
+                          <a:prstGeom prst="rect">
+                            <a:avLst/>
+                          </a:prstGeom>
+                          <a:noFill/>
+                          <a:ln w="9525">
+                            <a:noFill/>
+                            <a:headEnd/>
+                            <a:tailEnd/>
+                          </a:ln>
+                        </pic:spPr>
+                      </pic:pic>
+                    </a:graphicData>
+                  </a:graphic>
+                </wp:inline>
+              </w:drawing>
+            </w:r>
+          </w:p>
+        </w:tc>
+      </w:tr>
+      <w:tr>
+        <w:tc>
+          <w:tcPr/>
+          <w:p>
+            <w:pPr>
+              <w:pStyle w:val="Compact"/>
+            </w:pPr>
+            <w:r>
+              <w:rPr>
+                <w:b/>
+                <w:bCs/>
+              </w:rPr>
+              <w:t xml:space="preserve">Near Field Communication (NFC)</w:t>
+            </w:r>
+          </w:p>
+        </w:tc>
+        <w:tc>
+          <w:tcPr/>
+          <w:p>
+            <w:pPr>
+              <w:pStyle w:val="Compact"/>
+            </w:pPr>
+            <w:r>
+              <w:t xml:space="preserve">Teknologi komunikasi nirkabel jarak pendek yang memungkinkan perangkat elektronik untuk bertukar data dengan mendekatkan atau menempelkan perangkat (biasanya dalam jarak kurang dari 4 cm). Sering digunakan untuk pembayaran contactless dengan menempelkan kartu atau smartphone ke mesin EDC.</w:t>
+            </w:r>
+          </w:p>
+        </w:tc>
+        <w:tc>
+          <w:tcPr/>
+          <w:p>
+            <w:pPr>
+              <w:pStyle w:val="Compact"/>
+              <w:jc w:val="left"/>
+            </w:pPr>
+            <w:r>
+              <w:drawing>
+                <wp:inline>
+                  <wp:extent cx="1905000" cy="1620520"/>
+                  <wp:effectExtent b="0" l="0" r="0" t="0"/>
+                  <wp:docPr descr="" title="" id="109" name="Picture"/>
+                  <a:graphic>
+                    <a:graphicData uri="http://schemas.openxmlformats.org/drawingml/2006/picture">
+                      <pic:pic>
+                        <pic:nvPicPr>
+                          <pic:cNvPr descr="img/nfc.jpg" id="110" name="Picture"/>
+                          <pic:cNvPicPr>
+                            <a:picLocks noChangeArrowheads="1" noChangeAspect="1"/>
+                          </pic:cNvPicPr>
+                        </pic:nvPicPr>
+                        <pic:blipFill>
+                          <a:blip r:embed="rId108"/>
+                          <a:stretch>
+                            <a:fillRect/>
+                          </a:stretch>
+                        </pic:blipFill>
+                        <pic:spPr bwMode="auto">
+                          <a:xfrm>
+                            <a:off x="0" y="0"/>
+                            <a:ext cx="1905000" cy="1620520"/>
+                          </a:xfrm>
+                          <a:prstGeom prst="rect">
+                            <a:avLst/>
+                          </a:prstGeom>
+                          <a:noFill/>
+                          <a:ln w="9525">
+                            <a:noFill/>
+                            <a:headEnd/>
+                            <a:tailEnd/>
+                          </a:ln>
+                        </pic:spPr>
+                      </pic:pic>
+                    </a:graphicData>
+                  </a:graphic>
+                </wp:inline>
+              </w:drawing>
+            </w:r>
+          </w:p>
+        </w:tc>
+      </w:tr>
+    </w:tbl>
+    <w:bookmarkEnd w:id="111"/>
+    <w:bookmarkStart w:id="112" w:name="section-40"/>
+    <w:p>
+      <w:pPr>
+        <w:pStyle w:val="Heading3"/>
+      </w:pPr>
+      <w:r>
+        <w:t xml:space="preserve">612</w:t>
+      </w:r>
+    </w:p>
+    <w:p>
+      <w:pPr>
+        <w:pStyle w:val="FirstParagraph"/>
+      </w:pPr>
+      <w:r>
+        <w:t xml:space="preserve">Pilihan 3, yaitu</w:t>
+      </w:r>
+      <w:r>
+        <w:t xml:space="preserve"> </w:t>
+      </w:r>
+      <w:r>
+        <w:t xml:space="preserve">“Mencari informasi”</w:t>
+      </w:r>
+      <w:r>
+        <w:t xml:space="preserve">, dapat dipilih apabila responden melakukan kegiatan aktivitas pencarian informasi atau pengetahuan yang dapat bersumber dari kegiatan browsing (menggunakan search engine google), grup media sosial (grup WhatsApp), video edukatif (Youtube, Facebook, TikTok), dsb.</w:t>
+      </w:r>
+    </w:p>
+    <w:bookmarkEnd w:id="112"/>
+    <w:bookmarkEnd w:id="113"/>
+    <w:bookmarkStart w:id="115" w:name="X9a2ef998e9225852734545abe5ef8e6622d5dae"/>
+    <w:p>
+      <w:pPr>
+        <w:pStyle w:val="Heading2"/>
+      </w:pPr>
+      <w:r>
+        <w:t xml:space="preserve">BLOK VII. PERSEPSI TERHADAP BANSOS NON TUNAI</w:t>
+      </w:r>
+    </w:p>
+    <w:bookmarkStart w:id="114" w:name="section-41"/>
+    <w:p>
+      <w:pPr>
+        <w:pStyle w:val="Heading3"/>
+      </w:pPr>
+      <w:r>
+        <w:t xml:space="preserve">701-702</w:t>
+      </w:r>
+    </w:p>
+    <w:p>
+      <w:pPr>
+        <w:pStyle w:val="FirstParagraph"/>
+      </w:pPr>
+      <w:r>
+        <w:t xml:space="preserve">Enumerator dapat menyederhanakan kalimat pernyataan-pernyataan yang ada dengan bahasa sendiri agar responden dapat lebih mudah memahami maksud pernyataan yang ditanyakan.</w:t>
+      </w:r>
+    </w:p>
+    <w:bookmarkEnd w:id="114"/>
+    <w:bookmarkEnd w:id="115"/>
     <w:sectPr>
       <w:footerReference r:id="rId9" w:type="even"/>
       <w:footerReference r:id="rId10" w:type="default"/>
@@ -4704,64 +6716,10 @@
     <w:abstractNumId w:val="991"/>
   </w:num>
   <w:num w:numId="1002">
-    <w:abstractNumId w:val="99411"/>
-    <w:lvlOverride w:ilvl="0">
-      <w:startOverride w:val="1"/>
-    </w:lvlOverride>
-    <w:lvlOverride w:ilvl="1">
-      <w:startOverride w:val="1"/>
-    </w:lvlOverride>
-    <w:lvlOverride w:ilvl="2">
-      <w:startOverride w:val="1"/>
-    </w:lvlOverride>
-    <w:lvlOverride w:ilvl="3">
-      <w:startOverride w:val="1"/>
-    </w:lvlOverride>
-    <w:lvlOverride w:ilvl="4">
-      <w:startOverride w:val="1"/>
-    </w:lvlOverride>
-    <w:lvlOverride w:ilvl="5">
-      <w:startOverride w:val="1"/>
-    </w:lvlOverride>
-    <w:lvlOverride w:ilvl="6">
-      <w:startOverride w:val="1"/>
-    </w:lvlOverride>
-    <w:lvlOverride w:ilvl="7">
-      <w:startOverride w:val="1"/>
-    </w:lvlOverride>
-    <w:lvlOverride w:ilvl="8">
-      <w:startOverride w:val="1"/>
-    </w:lvlOverride>
+    <w:abstractNumId w:val="991"/>
   </w:num>
   <w:num w:numId="1003">
-    <w:abstractNumId w:val="99411"/>
-    <w:lvlOverride w:ilvl="0">
-      <w:startOverride w:val="1"/>
-    </w:lvlOverride>
-    <w:lvlOverride w:ilvl="1">
-      <w:startOverride w:val="1"/>
-    </w:lvlOverride>
-    <w:lvlOverride w:ilvl="2">
-      <w:startOverride w:val="1"/>
-    </w:lvlOverride>
-    <w:lvlOverride w:ilvl="3">
-      <w:startOverride w:val="1"/>
-    </w:lvlOverride>
-    <w:lvlOverride w:ilvl="4">
-      <w:startOverride w:val="1"/>
-    </w:lvlOverride>
-    <w:lvlOverride w:ilvl="5">
-      <w:startOverride w:val="1"/>
-    </w:lvlOverride>
-    <w:lvlOverride w:ilvl="6">
-      <w:startOverride w:val="1"/>
-    </w:lvlOverride>
-    <w:lvlOverride w:ilvl="7">
-      <w:startOverride w:val="1"/>
-    </w:lvlOverride>
-    <w:lvlOverride w:ilvl="8">
-      <w:startOverride w:val="1"/>
-    </w:lvlOverride>
+    <w:abstractNumId w:val="991"/>
   </w:num>
   <w:num w:numId="1004">
     <w:abstractNumId w:val="99411"/>
@@ -4797,6 +6755,87 @@
     <w:abstractNumId w:val="991"/>
   </w:num>
   <w:num w:numId="1006">
+    <w:abstractNumId w:val="99411"/>
+    <w:lvlOverride w:ilvl="0">
+      <w:startOverride w:val="1"/>
+    </w:lvlOverride>
+    <w:lvlOverride w:ilvl="1">
+      <w:startOverride w:val="1"/>
+    </w:lvlOverride>
+    <w:lvlOverride w:ilvl="2">
+      <w:startOverride w:val="1"/>
+    </w:lvlOverride>
+    <w:lvlOverride w:ilvl="3">
+      <w:startOverride w:val="1"/>
+    </w:lvlOverride>
+    <w:lvlOverride w:ilvl="4">
+      <w:startOverride w:val="1"/>
+    </w:lvlOverride>
+    <w:lvlOverride w:ilvl="5">
+      <w:startOverride w:val="1"/>
+    </w:lvlOverride>
+    <w:lvlOverride w:ilvl="6">
+      <w:startOverride w:val="1"/>
+    </w:lvlOverride>
+    <w:lvlOverride w:ilvl="7">
+      <w:startOverride w:val="1"/>
+    </w:lvlOverride>
+    <w:lvlOverride w:ilvl="8">
+      <w:startOverride w:val="1"/>
+    </w:lvlOverride>
+  </w:num>
+  <w:num w:numId="1007">
+    <w:abstractNumId w:val="991"/>
+  </w:num>
+  <w:num w:numId="1008">
+    <w:abstractNumId w:val="99411"/>
+    <w:lvlOverride w:ilvl="0">
+      <w:startOverride w:val="1"/>
+    </w:lvlOverride>
+    <w:lvlOverride w:ilvl="1">
+      <w:startOverride w:val="1"/>
+    </w:lvlOverride>
+    <w:lvlOverride w:ilvl="2">
+      <w:startOverride w:val="1"/>
+    </w:lvlOverride>
+    <w:lvlOverride w:ilvl="3">
+      <w:startOverride w:val="1"/>
+    </w:lvlOverride>
+    <w:lvlOverride w:ilvl="4">
+      <w:startOverride w:val="1"/>
+    </w:lvlOverride>
+    <w:lvlOverride w:ilvl="5">
+      <w:startOverride w:val="1"/>
+    </w:lvlOverride>
+    <w:lvlOverride w:ilvl="6">
+      <w:startOverride w:val="1"/>
+    </w:lvlOverride>
+    <w:lvlOverride w:ilvl="7">
+      <w:startOverride w:val="1"/>
+    </w:lvlOverride>
+    <w:lvlOverride w:ilvl="8">
+      <w:startOverride w:val="1"/>
+    </w:lvlOverride>
+  </w:num>
+  <w:num w:numId="1009">
+    <w:abstractNumId w:val="991"/>
+  </w:num>
+  <w:num w:numId="1010">
+    <w:abstractNumId w:val="991"/>
+  </w:num>
+  <w:num w:numId="1011">
+    <w:abstractNumId w:val="991"/>
+  </w:num>
+  <w:num w:numId="1012">
+    <w:abstractNumId w:val="991"/>
+  </w:num>
+  <w:num w:numId="1013">
+    <w:abstractNumId w:val="991"/>
+  </w:num>
+  <w:num w:numId="1014">
+    <w:abstractNumId w:val="991"/>
+  </w:num>
+  <w:num w:numId="1015">
     <w:abstractNumId w:val="991"/>
   </w:num>
 </w:numbering>

--- a/kpm.docx
+++ b/kpm.docx
@@ -204,7 +204,7 @@
     </w:p>
     <w:bookmarkEnd w:id="24"/>
     <w:bookmarkEnd w:id="25"/>
-    <w:bookmarkStart w:id="42" w:name="blok-ii.-profil-responden"/>
+    <w:bookmarkStart w:id="43" w:name="blok-ii.-profil-responden"/>
     <w:p>
       <w:pPr>
         <w:pStyle w:val="Heading2"/>
@@ -389,7 +389,25 @@
       </w:r>
     </w:p>
     <w:bookmarkEnd w:id="35"/>
-    <w:bookmarkStart w:id="36" w:name="dan-215"/>
+    <w:bookmarkStart w:id="36" w:name="section-4"/>
+    <w:p>
+      <w:pPr>
+        <w:pStyle w:val="Heading3"/>
+      </w:pPr>
+      <w:r>
+        <w:t xml:space="preserve">208</w:t>
+      </w:r>
+    </w:p>
+    <w:p>
+      <w:pPr>
+        <w:pStyle w:val="FirstParagraph"/>
+      </w:pPr>
+      <w:r>
+        <w:t xml:space="preserve">Nama pendamping yang dimaksud adalah nama pendamping sosial yang biasanya ditugaskan sebagai fasilitator untuk KPM.</w:t>
+      </w:r>
+    </w:p>
+    <w:bookmarkEnd w:id="36"/>
+    <w:bookmarkStart w:id="37" w:name="dan-215"/>
     <w:p>
       <w:pPr>
         <w:pStyle w:val="Heading3"/>
@@ -442,8 +460,8 @@
         <w:t xml:space="preserve">Identitas kependudukan dalam bentuk digital yang diakses melalui aplikasi di perangkat elektronik (misal: smartphone). Tidak berbentuk fisik, tetapi memiliki kekuatan hukum yang sama dengan e-KTP.</w:t>
       </w:r>
     </w:p>
-    <w:bookmarkEnd w:id="36"/>
-    <w:bookmarkStart w:id="37" w:name="section-4"/>
+    <w:bookmarkEnd w:id="37"/>
+    <w:bookmarkStart w:id="38" w:name="section-5"/>
     <w:p>
       <w:pPr>
         <w:pStyle w:val="Heading3"/>
@@ -527,8 +545,8 @@
         <w:t xml:space="preserve">Seseorang yang menjalankan usaha atau pekerjaan atas inisiatif sendiri, menanggung risiko usaha, dan tidak bergantung pada pemberi kerja (misal: pemilik warung, petani yang mengelola lahan sendiri, pengrajin mandiri).</w:t>
       </w:r>
     </w:p>
-    <w:bookmarkEnd w:id="37"/>
-    <w:bookmarkStart w:id="38" w:name="section-5"/>
+    <w:bookmarkEnd w:id="38"/>
+    <w:bookmarkStart w:id="39" w:name="section-6"/>
     <w:p>
       <w:pPr>
         <w:pStyle w:val="Heading3"/>
@@ -864,8 +882,8 @@
         </w:tc>
       </w:tr>
     </w:tbl>
-    <w:bookmarkEnd w:id="38"/>
-    <w:bookmarkStart w:id="39" w:name="section-6"/>
+    <w:bookmarkEnd w:id="39"/>
+    <w:bookmarkStart w:id="40" w:name="section-7"/>
     <w:p>
       <w:pPr>
         <w:pStyle w:val="Heading3"/>
@@ -905,33 +923,6 @@
         <w:t xml:space="preserve">.</w:t>
       </w:r>
     </w:p>
-    <w:bookmarkEnd w:id="39"/>
-    <w:bookmarkStart w:id="40" w:name="section-7"/>
-    <w:p>
-      <w:pPr>
-        <w:pStyle w:val="Heading3"/>
-      </w:pPr>
-      <w:r>
-        <w:t xml:space="preserve">220</w:t>
-      </w:r>
-    </w:p>
-    <w:p>
-      <w:pPr>
-        <w:pStyle w:val="FirstParagraph"/>
-      </w:pPr>
-      <w:r>
-        <w:t xml:space="preserve">Ketika KPM menjawab</w:t>
-      </w:r>
-      <w:r>
-        <w:t xml:space="preserve"> </w:t>
-      </w:r>
-      <w:r>
-        <w:t xml:space="preserve">“mengajukan sendiri”</w:t>
-      </w:r>
-      <w:r>
-        <w:t xml:space="preserve">, konfirmasi kembali melalui RT/RW/Desa (Pilihan 1), melalui petugas pendamping PKH (Pilihan 2) atau melalui petugas Dinas Sosial (Kecamatan) (Pilihan 3).</w:t>
-      </w:r>
-    </w:p>
     <w:bookmarkEnd w:id="40"/>
     <w:bookmarkStart w:id="41" w:name="section-8"/>
     <w:p>
@@ -939,6 +930,33 @@
         <w:pStyle w:val="Heading3"/>
       </w:pPr>
       <w:r>
+        <w:t xml:space="preserve">220</w:t>
+      </w:r>
+    </w:p>
+    <w:p>
+      <w:pPr>
+        <w:pStyle w:val="FirstParagraph"/>
+      </w:pPr>
+      <w:r>
+        <w:t xml:space="preserve">Ketika KPM menjawab</w:t>
+      </w:r>
+      <w:r>
+        <w:t xml:space="preserve"> </w:t>
+      </w:r>
+      <w:r>
+        <w:t xml:space="preserve">“mengajukan sendiri”</w:t>
+      </w:r>
+      <w:r>
+        <w:t xml:space="preserve">, konfirmasi kembali melalui RT/RW/Desa (Pilihan 1), melalui petugas pendamping PKH (Pilihan 2) atau melalui petugas Dinas Sosial (Kecamatan) (Pilihan 3).</w:t>
+      </w:r>
+    </w:p>
+    <w:bookmarkEnd w:id="41"/>
+    <w:bookmarkStart w:id="42" w:name="section-9"/>
+    <w:p>
+      <w:pPr>
+        <w:pStyle w:val="Heading3"/>
+      </w:pPr>
+      <w:r>
         <w:t xml:space="preserve">224-225</w:t>
       </w:r>
     </w:p>
@@ -950,9 +968,9 @@
         <w:t xml:space="preserve">Pertanyaan 224-225 hanya ditanyakan kepada KPM program PKH.</w:t>
       </w:r>
     </w:p>
-    <w:bookmarkEnd w:id="41"/>
     <w:bookmarkEnd w:id="42"/>
-    <w:bookmarkStart w:id="49" w:name="blok-iii.-kondisi-ekonomi"/>
+    <w:bookmarkEnd w:id="43"/>
+    <w:bookmarkStart w:id="50" w:name="blok-iii.-kondisi-ekonomi"/>
     <w:p>
       <w:pPr>
         <w:pStyle w:val="Heading2"/>
@@ -961,7 +979,7 @@
         <w:t xml:space="preserve">BLOK III. KONDISI EKONOMI</w:t>
       </w:r>
     </w:p>
-    <w:bookmarkStart w:id="43" w:name="section-9"/>
+    <w:bookmarkStart w:id="44" w:name="section-10"/>
     <w:p>
       <w:pPr>
         <w:pStyle w:val="Heading3"/>
@@ -978,8 +996,8 @@
         <w:t xml:space="preserve">Subsidi listrik diperuntukkan kepada seluruh golongan daya 450 VA dan rumah tangga miskin dan tidak mampu yang terdaftar dalam Data Terpadu Kesejahteraan Sosial (DTKS) dengan daya 900 VA (900 VA-Subsidi).</w:t>
       </w:r>
     </w:p>
-    <w:bookmarkEnd w:id="43"/>
-    <w:bookmarkStart w:id="44" w:name="section-10"/>
+    <w:bookmarkEnd w:id="44"/>
+    <w:bookmarkStart w:id="45" w:name="section-11"/>
     <w:p>
       <w:pPr>
         <w:pStyle w:val="Heading3"/>
@@ -1051,8 +1069,8 @@
         <w:t xml:space="preserve">adalah sumur tradisional yang menggunakan timba untuk mengambil air secara manual menggunakan tali dan ember.</w:t>
       </w:r>
     </w:p>
-    <w:bookmarkEnd w:id="44"/>
-    <w:bookmarkStart w:id="45" w:name="section-11"/>
+    <w:bookmarkEnd w:id="45"/>
+    <w:bookmarkStart w:id="46" w:name="section-12"/>
     <w:p>
       <w:pPr>
         <w:pStyle w:val="Heading3"/>
@@ -1117,8 +1135,8 @@
         <w:t xml:space="preserve">Jika tidak ada tanggungan, maka diisi [0][0].</w:t>
       </w:r>
     </w:p>
-    <w:bookmarkEnd w:id="45"/>
-    <w:bookmarkStart w:id="46" w:name="section-12"/>
+    <w:bookmarkEnd w:id="46"/>
+    <w:bookmarkStart w:id="47" w:name="section-13"/>
     <w:p>
       <w:pPr>
         <w:pStyle w:val="Heading3"/>
@@ -1396,8 +1414,8 @@
         <w:t xml:space="preserve">Baris pertama diisi dengan isian untuk istri, baris kedua diisi untuk anak pertama, dan baris ketiga diisi untuk anak kedua. Jika tidak ada tanggungan, maka isian 310-313 dibiarkan kosong. Apabila jumlah tanggungan responden KPM berjumlah lebih dari 5 orang, maka enumerator dapat menambahkan baris baru pada kuesioner.</w:t>
       </w:r>
     </w:p>
-    <w:bookmarkEnd w:id="46"/>
-    <w:bookmarkStart w:id="47" w:name="section-13"/>
+    <w:bookmarkEnd w:id="47"/>
+    <w:bookmarkStart w:id="48" w:name="section-14"/>
     <w:p>
       <w:pPr>
         <w:pStyle w:val="Heading3"/>
@@ -1487,8 +1505,8 @@
         <w:t xml:space="preserve">Contoh: Patah tulang yang menyebabkan keterbatasan fungsi bergerak dalam jangka waktu lama.</w:t>
       </w:r>
     </w:p>
-    <w:bookmarkEnd w:id="47"/>
-    <w:bookmarkStart w:id="48" w:name="section-14"/>
+    <w:bookmarkEnd w:id="48"/>
+    <w:bookmarkStart w:id="49" w:name="section-15"/>
     <w:p>
       <w:pPr>
         <w:pStyle w:val="Heading3"/>
@@ -1537,9 +1555,9 @@
         <w:t xml:space="preserve">Jika KPM tidak memperoleh bantuan/pinjaman dari pihak pada pertanyaan 319, maka pertanyaan 320 dibiarkan kosong. Kemudian dilanjutkan ke pilihan bantuan/pinjaman lain (baris selanjutnya).</w:t>
       </w:r>
     </w:p>
-    <w:bookmarkEnd w:id="48"/>
     <w:bookmarkEnd w:id="49"/>
-    <w:bookmarkStart w:id="78" w:name="X665dbaca73c2d395ce1dc552b418b7434fe62c5"/>
+    <w:bookmarkEnd w:id="50"/>
+    <w:bookmarkStart w:id="79" w:name="X665dbaca73c2d395ce1dc552b418b7434fe62c5"/>
     <w:p>
       <w:pPr>
         <w:pStyle w:val="Heading2"/>
@@ -1548,7 +1566,7 @@
         <w:t xml:space="preserve">BLOK IV. PEMAHAMAN DAN PENGALAMAN DALAM PENARIKAN BANSOS NON TUNAI</w:t>
       </w:r>
     </w:p>
-    <w:bookmarkStart w:id="50" w:name="section-15"/>
+    <w:bookmarkStart w:id="51" w:name="section-16"/>
     <w:p>
       <w:pPr>
         <w:pStyle w:val="Heading3"/>
@@ -1565,8 +1583,8 @@
         <w:t xml:space="preserve">Enumerator sebaiknya mengurutkan opsi berdasarkan prioritas, mengingat responden terkadang mengubah pilihannya. Oleh karena itu, responden diminta memilih antara opsi 1 versus 2, opsi 2 versus 3, dan seterusnya, hingga teridentifikasi satu opsi yang paling disukai.</w:t>
       </w:r>
     </w:p>
-    <w:bookmarkEnd w:id="50"/>
-    <w:bookmarkStart w:id="51" w:name="section-16"/>
+    <w:bookmarkEnd w:id="51"/>
+    <w:bookmarkStart w:id="52" w:name="section-17"/>
     <w:p>
       <w:pPr>
         <w:pStyle w:val="Heading3"/>
@@ -1619,8 +1637,8 @@
         <w:t xml:space="preserve">Jika KPM tidak mendapatkan informasi terkait pilihan tersebut, maka pertanyaan 406 dibiarkan kosong.</w:t>
       </w:r>
     </w:p>
-    <w:bookmarkEnd w:id="51"/>
-    <w:bookmarkStart w:id="52" w:name="section-17"/>
+    <w:bookmarkEnd w:id="52"/>
+    <w:bookmarkStart w:id="53" w:name="section-18"/>
     <w:p>
       <w:pPr>
         <w:pStyle w:val="Heading3"/>
@@ -1647,8 +1665,8 @@
         <w:t xml:space="preserve">TIDAK</w:t>
       </w:r>
     </w:p>
-    <w:bookmarkEnd w:id="52"/>
-    <w:bookmarkStart w:id="53" w:name="section-18"/>
+    <w:bookmarkEnd w:id="53"/>
+    <w:bookmarkStart w:id="54" w:name="section-19"/>
     <w:p>
       <w:pPr>
         <w:pStyle w:val="Heading3"/>
@@ -1675,8 +1693,8 @@
         <w:t xml:space="preserve">) data identitas responden, terutama apabila responden telah melakukan kegiatan yang mengubah data pribadinya, seperti pindah alamat rumah, kematian/kelahiran anggota keluarga, penggantian nomor HP pribadi, dsb.</w:t>
       </w:r>
     </w:p>
-    <w:bookmarkEnd w:id="53"/>
-    <w:bookmarkStart w:id="54" w:name="section-19"/>
+    <w:bookmarkEnd w:id="54"/>
+    <w:bookmarkStart w:id="55" w:name="section-20"/>
     <w:p>
       <w:pPr>
         <w:pStyle w:val="Heading3"/>
@@ -1773,8 +1791,8 @@
         <w:t xml:space="preserve">: Berada di wilayah desa/kelurahan lain.</w:t>
       </w:r>
     </w:p>
-    <w:bookmarkEnd w:id="54"/>
-    <w:bookmarkStart w:id="55" w:name="section-20"/>
+    <w:bookmarkEnd w:id="55"/>
+    <w:bookmarkStart w:id="56" w:name="section-21"/>
     <w:p>
       <w:pPr>
         <w:pStyle w:val="Heading3"/>
@@ -2022,8 +2040,8 @@
         </w:tc>
       </w:tr>
     </w:tbl>
-    <w:bookmarkEnd w:id="55"/>
-    <w:bookmarkStart w:id="56" w:name="section-21"/>
+    <w:bookmarkEnd w:id="56"/>
+    <w:bookmarkStart w:id="57" w:name="section-22"/>
     <w:p>
       <w:pPr>
         <w:pStyle w:val="Heading3"/>
@@ -2331,24 +2349,6 @@
         </w:tc>
       </w:tr>
     </w:tbl>
-    <w:bookmarkEnd w:id="56"/>
-    <w:bookmarkStart w:id="57" w:name="section-22"/>
-    <w:p>
-      <w:pPr>
-        <w:pStyle w:val="Heading3"/>
-      </w:pPr>
-      <w:r>
-        <w:t xml:space="preserve">425</w:t>
-      </w:r>
-    </w:p>
-    <w:p>
-      <w:pPr>
-        <w:pStyle w:val="FirstParagraph"/>
-      </w:pPr>
-      <w:r>
-        <w:t xml:space="preserve">Apabila responden KPM pernah mengalami beberapa masalah dengan sebagian masalah berhasil diselesaikan dan sebagian lainnya masih dalam proses, maka pilihan 1 (Ya, selesai) dapat dipilih</w:t>
-      </w:r>
-    </w:p>
     <w:bookmarkEnd w:id="57"/>
     <w:bookmarkStart w:id="58" w:name="section-23"/>
     <w:p>
@@ -2356,7 +2356,7 @@
         <w:pStyle w:val="Heading3"/>
       </w:pPr>
       <w:r>
-        <w:t xml:space="preserve">426</w:t>
+        <w:t xml:space="preserve">425</w:t>
       </w:r>
     </w:p>
     <w:p>
@@ -2364,7 +2364,7 @@
         <w:pStyle w:val="FirstParagraph"/>
       </w:pPr>
       <w:r>
-        <w:t xml:space="preserve">Misal: 7 hari, diisi [0][0][7]</w:t>
+        <w:t xml:space="preserve">Apabila responden KPM pernah mengalami beberapa masalah dengan sebagian masalah berhasil diselesaikan dan sebagian lainnya masih dalam proses, maka pilihan 1 (Ya, selesai) dapat dipilih</w:t>
       </w:r>
     </w:p>
     <w:bookmarkEnd w:id="58"/>
@@ -2374,7 +2374,7 @@
         <w:pStyle w:val="Heading3"/>
       </w:pPr>
       <w:r>
-        <w:t xml:space="preserve">427</w:t>
+        <w:t xml:space="preserve">426</w:t>
       </w:r>
     </w:p>
     <w:p>
@@ -2382,7 +2382,7 @@
         <w:pStyle w:val="FirstParagraph"/>
       </w:pPr>
       <w:r>
-        <w:t xml:space="preserve">Pertanyaan 427 hanya ditanyakan kepada KPM program PKH.</w:t>
+        <w:t xml:space="preserve">Misal: 7 hari, diisi [0][0][7]</w:t>
       </w:r>
     </w:p>
     <w:bookmarkEnd w:id="59"/>
@@ -2392,7 +2392,7 @@
         <w:pStyle w:val="Heading3"/>
       </w:pPr>
       <w:r>
-        <w:t xml:space="preserve">428</w:t>
+        <w:t xml:space="preserve">427</w:t>
       </w:r>
     </w:p>
     <w:p>
@@ -2400,7 +2400,7 @@
         <w:pStyle w:val="FirstParagraph"/>
       </w:pPr>
       <w:r>
-        <w:t xml:space="preserve">Pertanyaan 428 hanya ditanyakan kepada KPM program Sembako.</w:t>
+        <w:t xml:space="preserve">Pertanyaan 427 hanya ditanyakan kepada KPM program PKH.</w:t>
       </w:r>
     </w:p>
     <w:bookmarkEnd w:id="60"/>
@@ -2410,7 +2410,7 @@
         <w:pStyle w:val="Heading3"/>
       </w:pPr>
       <w:r>
-        <w:t xml:space="preserve">429</w:t>
+        <w:t xml:space="preserve">428</w:t>
       </w:r>
     </w:p>
     <w:p>
@@ -2418,19 +2418,7 @@
         <w:pStyle w:val="FirstParagraph"/>
       </w:pPr>
       <w:r>
-        <w:t xml:space="preserve">Pertanyaan 429 hanya ditanyakan jika KPM mernjawab</w:t>
-      </w:r>
-      <w:r>
-        <w:t xml:space="preserve"> </w:t>
-      </w:r>
-      <w:r>
-        <w:t xml:space="preserve">“Ditabung”</w:t>
-      </w:r>
-      <w:r>
-        <w:t xml:space="preserve"> </w:t>
-      </w:r>
-      <w:r>
-        <w:t xml:space="preserve">pada pertanyaan 428 dan/atau 429.</w:t>
+        <w:t xml:space="preserve">Pertanyaan 428 hanya ditanyakan kepada KPM program Sembako.</w:t>
       </w:r>
     </w:p>
     <w:bookmarkEnd w:id="61"/>
@@ -2440,7 +2428,7 @@
         <w:pStyle w:val="Heading3"/>
       </w:pPr>
       <w:r>
-        <w:t xml:space="preserve">432-433</w:t>
+        <w:t xml:space="preserve">429</w:t>
       </w:r>
     </w:p>
     <w:p>
@@ -2448,7 +2436,19 @@
         <w:pStyle w:val="FirstParagraph"/>
       </w:pPr>
       <w:r>
-        <w:t xml:space="preserve">Pertanyaan 432-433 hanya ditanyakan kepada KPM program PKH.</w:t>
+        <w:t xml:space="preserve">Pertanyaan 429 hanya ditanyakan jika KPM mernjawab</w:t>
+      </w:r>
+      <w:r>
+        <w:t xml:space="preserve"> </w:t>
+      </w:r>
+      <w:r>
+        <w:t xml:space="preserve">“Ditabung”</w:t>
+      </w:r>
+      <w:r>
+        <w:t xml:space="preserve"> </w:t>
+      </w:r>
+      <w:r>
+        <w:t xml:space="preserve">pada pertanyaan 428 dan/atau 429.</w:t>
       </w:r>
     </w:p>
     <w:bookmarkEnd w:id="62"/>
@@ -2458,7 +2458,7 @@
         <w:pStyle w:val="Heading3"/>
       </w:pPr>
       <w:r>
-        <w:t xml:space="preserve">434</w:t>
+        <w:t xml:space="preserve">432-433</w:t>
       </w:r>
     </w:p>
     <w:p>
@@ -2466,7 +2466,7 @@
         <w:pStyle w:val="FirstParagraph"/>
       </w:pPr>
       <w:r>
-        <w:t xml:space="preserve">Untuk pilihan 4 (Bank Daerah), enumerator perlu menyebutkan nama Bank Daerah di wilayah wawancara (misal: Bank Jabar di Bandung)</w:t>
+        <w:t xml:space="preserve">Pertanyaan 432-433 hanya ditanyakan kepada KPM program PKH.</w:t>
       </w:r>
     </w:p>
     <w:bookmarkEnd w:id="63"/>
@@ -2476,6 +2476,24 @@
         <w:pStyle w:val="Heading3"/>
       </w:pPr>
       <w:r>
+        <w:t xml:space="preserve">434</w:t>
+      </w:r>
+    </w:p>
+    <w:p>
+      <w:pPr>
+        <w:pStyle w:val="FirstParagraph"/>
+      </w:pPr>
+      <w:r>
+        <w:t xml:space="preserve">Untuk pilihan 4 (Bank Daerah), enumerator perlu menyebutkan nama Bank Daerah di wilayah wawancara (misal: Bank Jabar di Bandung)</w:t>
+      </w:r>
+    </w:p>
+    <w:bookmarkEnd w:id="64"/>
+    <w:bookmarkStart w:id="65" w:name="section-30"/>
+    <w:p>
+      <w:pPr>
+        <w:pStyle w:val="Heading3"/>
+      </w:pPr>
+      <w:r>
         <w:t xml:space="preserve">437-439</w:t>
       </w:r>
     </w:p>
@@ -2511,8 +2529,8 @@
         <w:t xml:space="preserve">pada pertanyaan 413). Jika tidak pernah menarik bansos di Agen Bank, lanjut ke pertanyaan 440.</w:t>
       </w:r>
     </w:p>
-    <w:bookmarkEnd w:id="64"/>
-    <w:bookmarkStart w:id="77" w:name="section-30"/>
+    <w:bookmarkEnd w:id="65"/>
+    <w:bookmarkStart w:id="78" w:name="section-31"/>
     <w:p>
       <w:pPr>
         <w:pStyle w:val="Heading3"/>
@@ -2751,18 +2769,18 @@
                 <wp:inline>
                   <wp:extent cx="476250" cy="308777"/>
                   <wp:effectExtent b="0" l="0" r="0" t="0"/>
-                  <wp:docPr descr="" title="" id="66" name="Picture"/>
+                  <wp:docPr descr="" title="" id="67" name="Picture"/>
                   <a:graphic>
                     <a:graphicData uri="http://schemas.openxmlformats.org/drawingml/2006/picture">
                       <pic:pic>
                         <pic:nvPicPr>
-                          <pic:cNvPr descr="img/e1.png" id="67" name="Picture"/>
+                          <pic:cNvPr descr="img/e1.png" id="68" name="Picture"/>
                           <pic:cNvPicPr>
                             <a:picLocks noChangeArrowheads="1" noChangeAspect="1"/>
                           </pic:cNvPicPr>
                         </pic:nvPicPr>
                         <pic:blipFill>
-                          <a:blip r:embed="rId65"/>
+                          <a:blip r:embed="rId66"/>
                           <a:stretch>
                             <a:fillRect/>
                           </a:stretch>
@@ -2796,18 +2814,18 @@
                 <wp:inline>
                   <wp:extent cx="476250" cy="312208"/>
                   <wp:effectExtent b="0" l="0" r="0" t="0"/>
-                  <wp:docPr descr="" title="" id="69" name="Picture"/>
+                  <wp:docPr descr="" title="" id="70" name="Picture"/>
                   <a:graphic>
                     <a:graphicData uri="http://schemas.openxmlformats.org/drawingml/2006/picture">
                       <pic:pic>
                         <pic:nvPicPr>
-                          <pic:cNvPr descr="img/e2.png" id="70" name="Picture"/>
+                          <pic:cNvPr descr="img/e2.png" id="71" name="Picture"/>
                           <pic:cNvPicPr>
                             <a:picLocks noChangeArrowheads="1" noChangeAspect="1"/>
                           </pic:cNvPicPr>
                         </pic:nvPicPr>
                         <pic:blipFill>
-                          <a:blip r:embed="rId68"/>
+                          <a:blip r:embed="rId69"/>
                           <a:stretch>
                             <a:fillRect/>
                           </a:stretch>
@@ -2883,18 +2901,18 @@
                 <wp:inline>
                   <wp:extent cx="952500" cy="229305"/>
                   <wp:effectExtent b="0" l="0" r="0" t="0"/>
-                  <wp:docPr descr="" title="" id="72" name="Picture"/>
+                  <wp:docPr descr="" title="" id="73" name="Picture"/>
                   <a:graphic>
                     <a:graphicData uri="http://schemas.openxmlformats.org/drawingml/2006/picture">
                       <pic:pic>
                         <pic:nvPicPr>
-                          <pic:cNvPr descr="img/e3.png" id="73" name="Picture"/>
+                          <pic:cNvPr descr="img/e3.png" id="74" name="Picture"/>
                           <pic:cNvPicPr>
                             <a:picLocks noChangeArrowheads="1" noChangeAspect="1"/>
                           </pic:cNvPicPr>
                         </pic:nvPicPr>
                         <pic:blipFill>
-                          <a:blip r:embed="rId71"/>
+                          <a:blip r:embed="rId72"/>
                           <a:stretch>
                             <a:fillRect/>
                           </a:stretch>
@@ -2973,18 +2991,18 @@
                 <wp:inline>
                   <wp:extent cx="476250" cy="636783"/>
                   <wp:effectExtent b="0" l="0" r="0" t="0"/>
-                  <wp:docPr descr="" title="" id="75" name="Picture"/>
+                  <wp:docPr descr="" title="" id="76" name="Picture"/>
                   <a:graphic>
                     <a:graphicData uri="http://schemas.openxmlformats.org/drawingml/2006/picture">
                       <pic:pic>
                         <pic:nvPicPr>
-                          <pic:cNvPr descr="img/qris.png" id="76" name="Picture"/>
+                          <pic:cNvPr descr="img/qris.png" id="77" name="Picture"/>
                           <pic:cNvPicPr>
                             <a:picLocks noChangeArrowheads="1" noChangeAspect="1"/>
                           </pic:cNvPicPr>
                         </pic:nvPicPr>
                         <pic:blipFill>
-                          <a:blip r:embed="rId74"/>
+                          <a:blip r:embed="rId75"/>
                           <a:stretch>
                             <a:fillRect/>
                           </a:stretch>
@@ -3043,9 +3061,9 @@
         </w:tc>
       </w:tr>
     </w:tbl>
-    <w:bookmarkEnd w:id="77"/>
     <w:bookmarkEnd w:id="78"/>
-    <w:bookmarkStart w:id="97" w:name="X375a78d6da59737d459f9483a4161b1074ce6ef"/>
+    <w:bookmarkEnd w:id="79"/>
+    <w:bookmarkStart w:id="98" w:name="X375a78d6da59737d459f9483a4161b1074ce6ef"/>
     <w:p>
       <w:pPr>
         <w:pStyle w:val="Heading2"/>
@@ -3054,7 +3072,7 @@
         <w:t xml:space="preserve">BLOK V. PEMAHAMAN DAN PENGALAMAN DALAM MELAKUKAN TRANSAKSI DIGITAL</w:t>
       </w:r>
     </w:p>
-    <w:bookmarkStart w:id="79" w:name="section-31"/>
+    <w:bookmarkStart w:id="80" w:name="section-32"/>
     <w:p>
       <w:pPr>
         <w:pStyle w:val="Heading3"/>
@@ -3119,8 +3137,8 @@
         <w:t xml:space="preserve">Jika KPM tidak mengetahui jenis fasilitas transaksi keuangan tersebut, maka pertanyaan 507 dibiarkan kosong. Kemudian dilanjutkan ke jenis fasilitas transaksi keuangan lainnya (baris selanjutnya).</w:t>
       </w:r>
     </w:p>
-    <w:bookmarkEnd w:id="79"/>
-    <w:bookmarkStart w:id="91" w:name="section-32"/>
+    <w:bookmarkEnd w:id="80"/>
+    <w:bookmarkStart w:id="92" w:name="section-33"/>
     <w:p>
       <w:pPr>
         <w:pStyle w:val="Heading3"/>
@@ -3336,18 +3354,18 @@
                 <wp:inline>
                   <wp:extent cx="476250" cy="476250"/>
                   <wp:effectExtent b="0" l="0" r="0" t="0"/>
-                  <wp:docPr descr="" title="" id="81" name="Picture"/>
+                  <wp:docPr descr="" title="" id="82" name="Picture"/>
                   <a:graphic>
                     <a:graphicData uri="http://schemas.openxmlformats.org/drawingml/2006/picture">
                       <pic:pic>
                         <pic:nvPicPr>
-                          <pic:cNvPr descr="img/edc.png" id="82" name="Picture"/>
+                          <pic:cNvPr descr="img/edc.png" id="83" name="Picture"/>
                           <pic:cNvPicPr>
                             <a:picLocks noChangeArrowheads="1" noChangeAspect="1"/>
                           </pic:cNvPicPr>
                         </pic:nvPicPr>
                         <pic:blipFill>
-                          <a:blip r:embed="rId80"/>
+                          <a:blip r:embed="rId81"/>
                           <a:stretch>
                             <a:fillRect/>
                           </a:stretch>
@@ -3423,18 +3441,18 @@
                 <wp:inline>
                   <wp:extent cx="476250" cy="308777"/>
                   <wp:effectExtent b="0" l="0" r="0" t="0"/>
-                  <wp:docPr descr="" title="" id="83" name="Picture"/>
+                  <wp:docPr descr="" title="" id="84" name="Picture"/>
                   <a:graphic>
                     <a:graphicData uri="http://schemas.openxmlformats.org/drawingml/2006/picture">
                       <pic:pic>
                         <pic:nvPicPr>
-                          <pic:cNvPr descr="img/e1.png" id="84" name="Picture"/>
+                          <pic:cNvPr descr="img/e1.png" id="85" name="Picture"/>
                           <pic:cNvPicPr>
                             <a:picLocks noChangeArrowheads="1" noChangeAspect="1"/>
                           </pic:cNvPicPr>
                         </pic:nvPicPr>
                         <pic:blipFill>
-                          <a:blip r:embed="rId65"/>
+                          <a:blip r:embed="rId66"/>
                           <a:stretch>
                             <a:fillRect/>
                           </a:stretch>
@@ -3468,18 +3486,18 @@
                 <wp:inline>
                   <wp:extent cx="476250" cy="312208"/>
                   <wp:effectExtent b="0" l="0" r="0" t="0"/>
-                  <wp:docPr descr="" title="" id="85" name="Picture"/>
+                  <wp:docPr descr="" title="" id="86" name="Picture"/>
                   <a:graphic>
                     <a:graphicData uri="http://schemas.openxmlformats.org/drawingml/2006/picture">
                       <pic:pic>
                         <pic:nvPicPr>
-                          <pic:cNvPr descr="img/e2.png" id="86" name="Picture"/>
+                          <pic:cNvPr descr="img/e2.png" id="87" name="Picture"/>
                           <pic:cNvPicPr>
                             <a:picLocks noChangeArrowheads="1" noChangeAspect="1"/>
                           </pic:cNvPicPr>
                         </pic:nvPicPr>
                         <pic:blipFill>
-                          <a:blip r:embed="rId68"/>
+                          <a:blip r:embed="rId69"/>
                           <a:stretch>
                             <a:fillRect/>
                           </a:stretch>
@@ -3555,18 +3573,18 @@
                 <wp:inline>
                   <wp:extent cx="952500" cy="229305"/>
                   <wp:effectExtent b="0" l="0" r="0" t="0"/>
-                  <wp:docPr descr="" title="" id="87" name="Picture"/>
+                  <wp:docPr descr="" title="" id="88" name="Picture"/>
                   <a:graphic>
                     <a:graphicData uri="http://schemas.openxmlformats.org/drawingml/2006/picture">
                       <pic:pic>
                         <pic:nvPicPr>
-                          <pic:cNvPr descr="img/e3.png" id="88" name="Picture"/>
+                          <pic:cNvPr descr="img/e3.png" id="89" name="Picture"/>
                           <pic:cNvPicPr>
                             <a:picLocks noChangeArrowheads="1" noChangeAspect="1"/>
                           </pic:cNvPicPr>
                         </pic:nvPicPr>
                         <pic:blipFill>
-                          <a:blip r:embed="rId71"/>
+                          <a:blip r:embed="rId72"/>
                           <a:stretch>
                             <a:fillRect/>
                           </a:stretch>
@@ -3761,18 +3779,18 @@
                 <wp:inline>
                   <wp:extent cx="476250" cy="636783"/>
                   <wp:effectExtent b="0" l="0" r="0" t="0"/>
-                  <wp:docPr descr="" title="" id="89" name="Picture"/>
+                  <wp:docPr descr="" title="" id="90" name="Picture"/>
                   <a:graphic>
                     <a:graphicData uri="http://schemas.openxmlformats.org/drawingml/2006/picture">
                       <pic:pic>
                         <pic:nvPicPr>
-                          <pic:cNvPr descr="img/qris.png" id="90" name="Picture"/>
+                          <pic:cNvPr descr="img/qris.png" id="91" name="Picture"/>
                           <pic:cNvPicPr>
                             <a:picLocks noChangeArrowheads="1" noChangeAspect="1"/>
                           </pic:cNvPicPr>
                         </pic:nvPicPr>
                         <pic:blipFill>
-                          <a:blip r:embed="rId74"/>
+                          <a:blip r:embed="rId75"/>
                           <a:stretch>
                             <a:fillRect/>
                           </a:stretch>
@@ -3802,8 +3820,8 @@
         </w:tc>
       </w:tr>
     </w:tbl>
-    <w:bookmarkEnd w:id="91"/>
-    <w:bookmarkStart w:id="92" w:name="section-33"/>
+    <w:bookmarkEnd w:id="92"/>
+    <w:bookmarkStart w:id="93" w:name="section-34"/>
     <w:p>
       <w:pPr>
         <w:pStyle w:val="Heading3"/>
@@ -3884,24 +3902,6 @@
         <w:t xml:space="preserve">Jika KPM tidak pernah melakukan kegiatan transaksi keuangan tersebut, maka pertanyaan 510-511 dibiarkan kosong. Kemudian dilanjutkan ke jenis kegiatan transaksi keuangan lainnya (baris selanjutnya).</w:t>
       </w:r>
     </w:p>
-    <w:bookmarkEnd w:id="92"/>
-    <w:bookmarkStart w:id="93" w:name="section-34"/>
-    <w:p>
-      <w:pPr>
-        <w:pStyle w:val="Heading3"/>
-      </w:pPr>
-      <w:r>
-        <w:t xml:space="preserve">512-514</w:t>
-      </w:r>
-    </w:p>
-    <w:p>
-      <w:pPr>
-        <w:pStyle w:val="FirstParagraph"/>
-      </w:pPr>
-      <w:r>
-        <w:t xml:space="preserve">Pertanyaan 512-514 hanya ditanyakan jika responden pernah mengalami masalah dalam melakukan transaksi keuangan (terdapat opsi yang diceklis pada pertanyaan 510), lainnya lanjut ke pertanyaan 516.</w:t>
-      </w:r>
-    </w:p>
     <w:bookmarkEnd w:id="93"/>
     <w:bookmarkStart w:id="94" w:name="section-35"/>
     <w:p>
@@ -3909,7 +3909,7 @@
         <w:pStyle w:val="Heading3"/>
       </w:pPr>
       <w:r>
-        <w:t xml:space="preserve">514</w:t>
+        <w:t xml:space="preserve">512-514</w:t>
       </w:r>
     </w:p>
     <w:p>
@@ -3917,7 +3917,7 @@
         <w:pStyle w:val="FirstParagraph"/>
       </w:pPr>
       <w:r>
-        <w:t xml:space="preserve">Apabila responden KPM pernah mengalami beberapa masalah dengan sebagian masalah berhasil diselesaikan dan sebagian lainnya masih dalam proses, maka pilihan 1 (Ya, selesai) dapat dipilih</w:t>
+        <w:t xml:space="preserve">Pertanyaan 512-514 hanya ditanyakan jika responden pernah mengalami masalah dalam melakukan transaksi keuangan (terdapat opsi yang diceklis pada pertanyaan 510), lainnya lanjut ke pertanyaan 516.</w:t>
       </w:r>
     </w:p>
     <w:bookmarkEnd w:id="94"/>
@@ -3927,7 +3927,7 @@
         <w:pStyle w:val="Heading3"/>
       </w:pPr>
       <w:r>
-        <w:t xml:space="preserve">515</w:t>
+        <w:t xml:space="preserve">514</w:t>
       </w:r>
     </w:p>
     <w:p>
@@ -3935,11 +3935,29 @@
         <w:pStyle w:val="FirstParagraph"/>
       </w:pPr>
       <w:r>
-        <w:t xml:space="preserve">Misal: 7 hari, diisi [0][0][7]</w:t>
+        <w:t xml:space="preserve">Apabila responden KPM pernah mengalami beberapa masalah dengan sebagian masalah berhasil diselesaikan dan sebagian lainnya masih dalam proses, maka pilihan 1 (Ya, selesai) dapat dipilih</w:t>
       </w:r>
     </w:p>
     <w:bookmarkEnd w:id="95"/>
     <w:bookmarkStart w:id="96" w:name="section-37"/>
+    <w:p>
+      <w:pPr>
+        <w:pStyle w:val="Heading3"/>
+      </w:pPr>
+      <w:r>
+        <w:t xml:space="preserve">515</w:t>
+      </w:r>
+    </w:p>
+    <w:p>
+      <w:pPr>
+        <w:pStyle w:val="FirstParagraph"/>
+      </w:pPr>
+      <w:r>
+        <w:t xml:space="preserve">Misal: 7 hari, diisi [0][0][7]</w:t>
+      </w:r>
+    </w:p>
+    <w:bookmarkEnd w:id="96"/>
+    <w:bookmarkStart w:id="97" w:name="section-38"/>
     <w:p>
       <w:pPr>
         <w:pStyle w:val="Heading3"/>
@@ -4020,9 +4038,9 @@
         <w:t xml:space="preserve">Jika KPM tidak mengetahui adanya biaya dari kegiatan transaksi keuangan tersebut, maka pertanyaan 519-520 dibiarkan kosong. Kemudian dilanjutkan ke jenis kegiatan transaksi keuangan lainnya (baris selanjutnya).</w:t>
       </w:r>
     </w:p>
-    <w:bookmarkEnd w:id="96"/>
     <w:bookmarkEnd w:id="97"/>
-    <w:bookmarkStart w:id="113" w:name="X60f154d1d45c67ed137b47fd7a0751557f6b437"/>
+    <w:bookmarkEnd w:id="98"/>
+    <w:bookmarkStart w:id="114" w:name="X60f154d1d45c67ed137b47fd7a0751557f6b437"/>
     <w:p>
       <w:pPr>
         <w:pStyle w:val="Heading2"/>
@@ -4031,7 +4049,7 @@
         <w:t xml:space="preserve">BLOK VI. KEPEMILIKAN HANDPHONE DAN KUALITAS SINYAL</w:t>
       </w:r>
     </w:p>
-    <w:bookmarkStart w:id="98" w:name="section-38"/>
+    <w:bookmarkStart w:id="99" w:name="section-39"/>
     <w:p>
       <w:pPr>
         <w:pStyle w:val="Heading3"/>
@@ -4211,8 +4229,8 @@
         </w:tc>
       </w:tr>
     </w:tbl>
-    <w:bookmarkEnd w:id="98"/>
-    <w:bookmarkStart w:id="111" w:name="section-39"/>
+    <w:bookmarkEnd w:id="99"/>
+    <w:bookmarkStart w:id="112" w:name="section-40"/>
     <w:p>
       <w:pPr>
         <w:pStyle w:val="Heading3"/>
@@ -4352,18 +4370,18 @@
                 <wp:inline>
                   <wp:extent cx="1905000" cy="1283368"/>
                   <wp:effectExtent b="0" l="0" r="0" t="0"/>
-                  <wp:docPr descr="" title="" id="100" name="Picture"/>
+                  <wp:docPr descr="" title="" id="101" name="Picture"/>
                   <a:graphic>
                     <a:graphicData uri="http://schemas.openxmlformats.org/drawingml/2006/picture">
                       <pic:pic>
                         <pic:nvPicPr>
-                          <pic:cNvPr descr="img/qris_statis.png" id="101" name="Picture"/>
+                          <pic:cNvPr descr="img/qris_statis.png" id="102" name="Picture"/>
                           <pic:cNvPicPr>
                             <a:picLocks noChangeArrowheads="1" noChangeAspect="1"/>
                           </pic:cNvPicPr>
                         </pic:nvPicPr>
                         <pic:blipFill>
-                          <a:blip r:embed="rId99"/>
+                          <a:blip r:embed="rId100"/>
                           <a:stretch>
                             <a:fillRect/>
                           </a:stretch>
@@ -4431,18 +4449,18 @@
                 <wp:inline>
                   <wp:extent cx="1905000" cy="1416752"/>
                   <wp:effectExtent b="0" l="0" r="0" t="0"/>
-                  <wp:docPr descr="" title="" id="103" name="Picture"/>
+                  <wp:docPr descr="" title="" id="104" name="Picture"/>
                   <a:graphic>
                     <a:graphicData uri="http://schemas.openxmlformats.org/drawingml/2006/picture">
                       <pic:pic>
                         <pic:nvPicPr>
-                          <pic:cNvPr descr="img/finger.png" id="104" name="Picture"/>
+                          <pic:cNvPr descr="img/finger.png" id="105" name="Picture"/>
                           <pic:cNvPicPr>
                             <a:picLocks noChangeArrowheads="1" noChangeAspect="1"/>
                           </pic:cNvPicPr>
                         </pic:nvPicPr>
                         <pic:blipFill>
-                          <a:blip r:embed="rId102"/>
+                          <a:blip r:embed="rId103"/>
                           <a:stretch>
                             <a:fillRect/>
                           </a:stretch>
@@ -4510,18 +4528,18 @@
                 <wp:inline>
                   <wp:extent cx="1905000" cy="1058333"/>
                   <wp:effectExtent b="0" l="0" r="0" t="0"/>
-                  <wp:docPr descr="" title="" id="106" name="Picture"/>
+                  <wp:docPr descr="" title="" id="107" name="Picture"/>
                   <a:graphic>
                     <a:graphicData uri="http://schemas.openxmlformats.org/drawingml/2006/picture">
                       <pic:pic>
                         <pic:nvPicPr>
-                          <pic:cNvPr descr="img/face.jpeg" id="107" name="Picture"/>
+                          <pic:cNvPr descr="img/face.jpeg" id="108" name="Picture"/>
                           <pic:cNvPicPr>
                             <a:picLocks noChangeArrowheads="1" noChangeAspect="1"/>
                           </pic:cNvPicPr>
                         </pic:nvPicPr>
                         <pic:blipFill>
-                          <a:blip r:embed="rId105"/>
+                          <a:blip r:embed="rId106"/>
                           <a:stretch>
                             <a:fillRect/>
                           </a:stretch>
@@ -4589,18 +4607,18 @@
                 <wp:inline>
                   <wp:extent cx="1905000" cy="1620520"/>
                   <wp:effectExtent b="0" l="0" r="0" t="0"/>
-                  <wp:docPr descr="" title="" id="109" name="Picture"/>
+                  <wp:docPr descr="" title="" id="110" name="Picture"/>
                   <a:graphic>
                     <a:graphicData uri="http://schemas.openxmlformats.org/drawingml/2006/picture">
                       <pic:pic>
                         <pic:nvPicPr>
-                          <pic:cNvPr descr="img/nfc.jpg" id="110" name="Picture"/>
+                          <pic:cNvPr descr="img/nfc.jpg" id="111" name="Picture"/>
                           <pic:cNvPicPr>
                             <a:picLocks noChangeArrowheads="1" noChangeAspect="1"/>
                           </pic:cNvPicPr>
                         </pic:nvPicPr>
                         <pic:blipFill>
-                          <a:blip r:embed="rId108"/>
+                          <a:blip r:embed="rId109"/>
                           <a:stretch>
                             <a:fillRect/>
                           </a:stretch>
@@ -4630,8 +4648,8 @@
         </w:tc>
       </w:tr>
     </w:tbl>
-    <w:bookmarkEnd w:id="111"/>
-    <w:bookmarkStart w:id="112" w:name="section-40"/>
+    <w:bookmarkEnd w:id="112"/>
+    <w:bookmarkStart w:id="113" w:name="section-41"/>
     <w:p>
       <w:pPr>
         <w:pStyle w:val="Heading3"/>
@@ -4657,9 +4675,9 @@
         <w:t xml:space="preserve">, dapat dipilih apabila responden melakukan kegiatan aktivitas pencarian informasi atau pengetahuan yang dapat bersumber dari kegiatan browsing (menggunakan search engine google), grup media sosial (grup WhatsApp), video edukatif (Youtube, Facebook, TikTok), dsb.</w:t>
       </w:r>
     </w:p>
-    <w:bookmarkEnd w:id="112"/>
     <w:bookmarkEnd w:id="113"/>
-    <w:bookmarkStart w:id="115" w:name="X9a2ef998e9225852734545abe5ef8e6622d5dae"/>
+    <w:bookmarkEnd w:id="114"/>
+    <w:bookmarkStart w:id="116" w:name="X9a2ef998e9225852734545abe5ef8e6622d5dae"/>
     <w:p>
       <w:pPr>
         <w:pStyle w:val="Heading2"/>
@@ -4668,7 +4686,7 @@
         <w:t xml:space="preserve">BLOK VII. PERSEPSI TERHADAP BANSOS NON TUNAI</w:t>
       </w:r>
     </w:p>
-    <w:bookmarkStart w:id="114" w:name="section-41"/>
+    <w:bookmarkStart w:id="115" w:name="section-42"/>
     <w:p>
       <w:pPr>
         <w:pStyle w:val="Heading3"/>
@@ -4685,8 +4703,8 @@
         <w:t xml:space="preserve">Enumerator dapat menyederhanakan kalimat pernyataan-pernyataan yang ada dengan bahasa sendiri agar responden dapat lebih mudah memahami maksud pernyataan yang ditanyakan.</w:t>
       </w:r>
     </w:p>
-    <w:bookmarkEnd w:id="114"/>
     <w:bookmarkEnd w:id="115"/>
+    <w:bookmarkEnd w:id="116"/>
     <w:sectPr>
       <w:footerReference r:id="rId9" w:type="even"/>
       <w:footerReference r:id="rId10" w:type="default"/>
